--- a/downloads/student/ai-2-week-08.docx
+++ b/downloads/student/ai-2-week-08.docx
@@ -2127,6 +2127,16 @@
     <w:p>
       <w:r>
         <w:t>A shared definition improves consistency but does not prove the category captures every learner’s needs.</w:t>
+      </w:r>
+    </w:p>
+    <w:p>
+      <w:r>
+        <w:t>Read the labelled picture: Why can we not resolve the disagreement merely by taking a majority of reviewers?</w:t>
+      </w:r>
+    </w:p>
+    <w:p>
+      <w:r>
+        <w:t>Change one thing: Change the documented policy to fewer than 80 instead. Predict the result before checking the explanation. What remains the same?</w:t>
       </w:r>
     </w:p>
     <w:p>
@@ -4177,6 +4187,187 @@
     <w:p>
       <w:r>
         <w:t>Attempt the independent case before hints. Record whether you worked alone, used a hint or followed a model. After feedback, fix the first unsupported step and explain why it changed. A later check uses a changed case, not a copied answer.</w:t>
+      </w:r>
+    </w:p>
+    <w:p>
+      <w:pPr>
+        <w:pStyle w:val="Heading1"/>
+      </w:pPr>
+      <w:r>
+        <w:t>15. Your lesson route</w:t>
+      </w:r>
+    </w:p>
+    <w:p>
+      <w:r>
+        <w:t>Start with this question: Two fictional catalogue reviewers label books compact or extended.</w:t>
+      </w:r>
+    </w:p>
+    <w:tbl>
+      <w:tblPr>
+        <w:tblStyle w:val="LightShading-Accent1"/>
+        <w:tblW w:type="auto" w:w="0"/>
+        <w:tblLook w:firstColumn="1" w:firstRow="1" w:lastColumn="0" w:lastRow="0" w:noHBand="0" w:noVBand="1" w:val="04A0"/>
+      </w:tblPr>
+      <w:tblGrid>
+        <w:gridCol w:w="5112"/>
+        <w:gridCol w:w="5112"/>
+      </w:tblGrid>
+      <w:tr>
+        <w:trPr>
+          <w:tblHeader/>
+        </w:trPr>
+        <w:tc>
+          <w:tcPr>
+            <w:tcW w:type="dxa" w:w="5112"/>
+          </w:tcPr>
+          <w:p>
+            <w:r>
+              <w:t>By the end, I can</w:t>
+            </w:r>
+          </w:p>
+        </w:tc>
+        <w:tc>
+          <w:tcPr>
+            <w:tcW w:type="dxa" w:w="5112"/>
+          </w:tcPr>
+          <w:p>
+            <w:r>
+              <w:t>How I will show it</w:t>
+            </w:r>
+          </w:p>
+        </w:tc>
+      </w:tr>
+      <w:tr>
+        <w:tc>
+          <w:tcPr>
+            <w:tcW w:type="dxa" w:w="5112"/>
+          </w:tcPr>
+          <w:p>
+            <w:r>
+              <w:t>Apply a category definition using explicit evidence and boundary rules</w:t>
+            </w:r>
+          </w:p>
+        </w:tc>
+        <w:tc>
+          <w:tcPr>
+            <w:tcW w:type="dxa" w:w="5112"/>
+          </w:tcPr>
+          <w:p>
+            <w:r>
+              <w:t>Explain the deciding step, show a trace or test, and state one limit.</w:t>
+            </w:r>
+          </w:p>
+        </w:tc>
+      </w:tr>
+      <w:tr>
+        <w:tc>
+          <w:tcPr>
+            <w:tcW w:type="dxa" w:w="5112"/>
+          </w:tcPr>
+          <w:p>
+            <w:r>
+              <w:t>Distinguish a known failure from information that is missing or unreadable</w:t>
+            </w:r>
+          </w:p>
+        </w:tc>
+        <w:tc>
+          <w:tcPr>
+            <w:tcW w:type="dxa" w:w="5112"/>
+          </w:tcPr>
+          <w:p>
+            <w:r>
+              <w:t>Explain the deciding step, show a trace or test, and state one limit.</w:t>
+            </w:r>
+          </w:p>
+        </w:tc>
+      </w:tr>
+      <w:tr>
+        <w:tc>
+          <w:tcPr>
+            <w:tcW w:type="dxa" w:w="5112"/>
+          </w:tcPr>
+          <w:p>
+            <w:r>
+              <w:t>Use disagreement to improve a labelling guide without mistaking agreement for truth</w:t>
+            </w:r>
+          </w:p>
+        </w:tc>
+        <w:tc>
+          <w:tcPr>
+            <w:tcW w:type="dxa" w:w="5112"/>
+          </w:tcPr>
+          <w:p>
+            <w:r>
+              <w:t>Explain the deciding step, show a trace or test, and state one limit.</w:t>
+            </w:r>
+          </w:p>
+        </w:tc>
+      </w:tr>
+    </w:tbl>
+    <w:p>
+      <w:r>
+        <w:t>Remember → watch and explain → try with help → investigate → try independently → keep project evidence. Your teacher may spread this lesson across several classes.</w:t>
+      </w:r>
+    </w:p>
+    <w:p>
+      <w:r>
+        <w:t>Keep your first prediction. Compare it with what the evidence shows and explain any change.</w:t>
+      </w:r>
+    </w:p>
+    <w:p>
+      <w:pPr>
+        <w:pStyle w:val="Heading1"/>
+      </w:pPr>
+      <w:r>
+        <w:t>16. Finish and return</w:t>
+      </w:r>
+    </w:p>
+    <w:p>
+      <w:r>
+        <w:t>Close your notes. Explain this goal in your own words: Apply a category definition using explicit evidence and boundary rules</w:t>
+      </w:r>
+    </w:p>
+    <w:p>
+      <w:pPr>
+        <w:pStyle w:val="Heading3"/>
+      </w:pPr>
+      <w:r>
+        <w:t>My deciding step, evidence and one remaining question</w:t>
+      </w:r>
+    </w:p>
+    <w:p>
+      <w:r>
+        <w:t>________________________________________________________________</w:t>
+      </w:r>
+    </w:p>
+    <w:p>
+      <w:r>
+        <w:t>________________________________________________________________</w:t>
+      </w:r>
+    </w:p>
+    <w:p>
+      <w:r>
+        <w:t>________________________________________________________________</w:t>
+      </w:r>
+    </w:p>
+    <w:p>
+      <w:r>
+        <w:t>________________________________________________________________</w:t>
+      </w:r>
+    </w:p>
+    <w:p>
+      <w:r>
+        <w:t>________________________________________________________________</w:t>
+      </w:r>
+    </w:p>
+    <w:p>
+      <w:r>
+        <w:t>If you are unsure, return to the worked picture and explain one arrow. If you are ready, change an input or assumption and justify your prediction.</w:t>
+      </w:r>
+    </w:p>
+    <w:p>
+      <w:r>
+        <w:t>Save your workbook evidence. At the next review, try a different case before opening your old answer.</w:t>
       </w:r>
     </w:p>
     <w:sectPr>

--- a/downloads/student/ai-2-week-08.docx
+++ b/downloads/student/ai-2-week-08.docx
@@ -4368,6 +4368,207 @@
     <w:p>
       <w:r>
         <w:t>Save your workbook evidence. At the next review, try a different case before opening your old answer.</w:t>
+      </w:r>
+    </w:p>
+    <w:p>
+      <w:pPr>
+        <w:pStyle w:val="Heading1"/>
+      </w:pPr>
+      <w:r>
+        <w:t>17. Supported practice, repair and portfolio</w:t>
+      </w:r>
+    </w:p>
+    <w:p>
+      <w:r>
+        <w:t>Use this supported practice once, in the browser or on paper. Keep the reserved independent assessment for a separate first attempt before teacher feedback.</w:t>
+      </w:r>
+    </w:p>
+    <w:p>
+      <w:r>
+        <w:t>Two fictional catalogue reviewers label books compact or extended.</w:t>
+      </w:r>
+    </w:p>
+    <w:p>
+      <w:pPr>
+        <w:pStyle w:val="Heading3"/>
+      </w:pPr>
+      <w:r>
+        <w:t>Practice 1: explain the deciding evidence</w:t>
+      </w:r>
+    </w:p>
+    <w:p>
+      <w:r>
+        <w:t>Which labelled step matches this detail? A must use &lt;=80; retain the disagreement and changed policy implementation.</w:t>
+      </w:r>
+    </w:p>
+    <w:p>
+      <w:r>
+        <w:t>1. Repair boundary</w:t>
+      </w:r>
+    </w:p>
+    <w:p>
+      <w:r>
+        <w:t>2. Reviewer B</w:t>
+      </w:r>
+    </w:p>
+    <w:p>
+      <w:r>
+        <w:t>3. Reviewer A</w:t>
+      </w:r>
+    </w:p>
+    <w:p>
+      <w:r>
+        <w:t>4. Shared definition</w:t>
+      </w:r>
+    </w:p>
+    <w:p>
+      <w:pPr>
+        <w:pStyle w:val="Heading3"/>
+      </w:pPr>
+      <w:r>
+        <w:t>My selected conclusion, deciding fact and explanation</w:t>
+      </w:r>
+    </w:p>
+    <w:p>
+      <w:r>
+        <w:t>________________________________________________________________</w:t>
+      </w:r>
+    </w:p>
+    <w:p>
+      <w:r>
+        <w:t>________________________________________________________________</w:t>
+      </w:r>
+    </w:p>
+    <w:p>
+      <w:r>
+        <w:t>________________________________________________________________</w:t>
+      </w:r>
+    </w:p>
+    <w:p>
+      <w:r>
+        <w:t>________________________________________________________________</w:t>
+      </w:r>
+    </w:p>
+    <w:p>
+      <w:r>
+        <w:t>________________________________________________________________</w:t>
+      </w:r>
+    </w:p>
+    <w:p>
+      <w:r>
+        <w:t>Hint if needed: Read the steps in the pictorial case. Match the supplied detail to the stage that performs or records it.</w:t>
+      </w:r>
+    </w:p>
+    <w:p>
+      <w:r>
+        <w:t>After your attempt, compare with the supported explanation: Repair boundary A must use &lt;=80; retain the disagreement and changed policy implementation. The reviewers agree on two of three examples, but that fraction does not decide which definition to keep. The documented policy decides the equality case. Repairing A’s implementation aligns its labels with the agreed meaning. Rechecking 79 and 81 ensures the boundary fix preserves adjacent decisions.</w:t>
+      </w:r>
+    </w:p>
+    <w:p>
+      <w:pPr>
+        <w:pStyle w:val="Heading3"/>
+      </w:pPr>
+      <w:r>
+        <w:t>Practice 2: explain the deciding evidence</w:t>
+      </w:r>
+    </w:p>
+    <w:p>
+      <w:r>
+        <w:t>Changed-case practice: Change the documented policy to fewer than 80 instead. Which conclusion is supported by the supplied facts?</w:t>
+      </w:r>
+    </w:p>
+    <w:p>
+      <w:r>
+        <w:t>1. A’s original labels now match; B must change its equality behavior.</w:t>
+      </w:r>
+    </w:p>
+    <w:p>
+      <w:r>
+        <w:t>2. We can decide the result without examining the changed input or the procedure.</w:t>
+      </w:r>
+    </w:p>
+    <w:p>
+      <w:r>
+        <w:t>3. This one example guarantees correct results for every future input.</w:t>
+      </w:r>
+    </w:p>
+    <w:p>
+      <w:pPr>
+        <w:pStyle w:val="Heading3"/>
+      </w:pPr>
+      <w:r>
+        <w:t>My selected conclusion, deciding fact and explanation</w:t>
+      </w:r>
+    </w:p>
+    <w:p>
+      <w:r>
+        <w:t>________________________________________________________________</w:t>
+      </w:r>
+    </w:p>
+    <w:p>
+      <w:r>
+        <w:t>________________________________________________________________</w:t>
+      </w:r>
+    </w:p>
+    <w:p>
+      <w:r>
+        <w:t>________________________________________________________________</w:t>
+      </w:r>
+    </w:p>
+    <w:p>
+      <w:r>
+        <w:t>________________________________________________________________</w:t>
+      </w:r>
+    </w:p>
+    <w:p>
+      <w:r>
+        <w:t>________________________________________________________________</w:t>
+      </w:r>
+    </w:p>
+    <w:p>
+      <w:r>
+        <w:t>Hint if needed: Use the changed condition and the deciding step in the pictorial trace. The answer must say what follows from those facts.</w:t>
+      </w:r>
+    </w:p>
+    <w:p>
+      <w:r>
+        <w:t>After your attempt, compare with the supported explanation: A’s original labels now match; B must change its equality behavior. The authoritative definition changed, not the physical books.</w:t>
+      </w:r>
+    </w:p>
+    <w:p>
+      <w:pPr>
+        <w:pStyle w:val="Heading3"/>
+      </w:pPr>
+      <w:r>
+        <w:t>Repair a missing building block</w:t>
+      </w:r>
+    </w:p>
+    <w:p>
+      <w:r>
+        <w:t>Review Rows Columns and Data Types (ai-2/7). Goal: Specify a table schema. Short practice: Which two rows originally fail, and do they fail for the same reason?. Return to this week and explain what you changed.</w:t>
+      </w:r>
+    </w:p>
+    <w:p>
+      <w:r>
+        <w:t>Review Loops and Stopping (ai-2/5). Goal: Trace variable values before and after each loop iteration. Short practice: Why is report 0 correct for the original loop, and why is equality-only stopping risky here?. Return to this week and explain what you changed.</w:t>
+      </w:r>
+    </w:p>
+    <w:p>
+      <w:r>
+        <w:t>Review Decompose a Goal (ai-2/2). Goal: Distinguish a function definition from a function call. Short practice: What happens visibly if the caller stores needed but omits print(needed)?. Return to this week and explain what you changed.</w:t>
+      </w:r>
+    </w:p>
+    <w:p>
+      <w:pPr>
+        <w:pStyle w:val="Heading3"/>
+      </w:pPr>
+      <w:r>
+        <w:t>Keep your completed work</w:t>
+      </w:r>
+    </w:p>
+    <w:p>
+      <w:r>
+        <w:t>Use Download completed work in the hosted lesson to export your answers, reflections, practice feedback and code-run evidence. Open the HTML copy to read or print it. Drafts stay in this browser when storage is available; clear drafts on a shared device.</w:t>
       </w:r>
     </w:p>
     <w:sectPr>

--- a/downloads/student/ai-2-week-08.docx
+++ b/downloads/student/ai-2-week-08.docx
@@ -42,6 +42,11 @@
       </w:r>
     </w:p>
     <w:p>
+      <w:r>
+        <w:t>Start with the target: Apply a category definition using explicit evidence and boundary rules. Try the recall before opening notes.</w:t>
+      </w:r>
+    </w:p>
+    <w:p>
       <w:pPr>
         <w:pStyle w:val="Heading3"/>
       </w:pPr>
@@ -50,18 +55,96 @@
       </w:r>
     </w:p>
     <w:p>
-      <w:r>
-        <w:t>I can apply a category definition using explicit evidence and boundary rules.</w:t>
-      </w:r>
-    </w:p>
-    <w:p>
-      <w:r>
+      <w:pPr>
+        <w:spacing w:line="336" w:lineRule="auto" w:after="180"/>
+      </w:pPr>
+      <w:r>
+        <w:rPr>
+          <w:b w:val="0"/>
+        </w:rPr>
+        <w:t xml:space="preserve">I can apply a </w:t>
+      </w:r>
+      <w:r>
+        <w:rPr>
+          <w:b/>
+        </w:rPr>
+        <w:t>category</w:t>
+      </w:r>
+      <w:r>
+        <w:rPr>
+          <w:b w:val="0"/>
+        </w:rPr>
+        <w:t xml:space="preserve"> definition using explicit </w:t>
+      </w:r>
+      <w:r>
+        <w:rPr>
+          <w:b/>
+        </w:rPr>
+        <w:t>evidence</w:t>
+      </w:r>
+      <w:r>
+        <w:rPr>
+          <w:b w:val="0"/>
+        </w:rPr>
+        <w:t xml:space="preserve"> and boundary rules.</w:t>
+      </w:r>
+    </w:p>
+    <w:p>
+      <w:pPr>
+        <w:spacing w:line="336" w:lineRule="auto" w:after="180"/>
+      </w:pPr>
+      <w:r>
+        <w:rPr>
+          <w:b w:val="0"/>
+        </w:rPr>
         <w:t>I can distinguish a known failure from information that is missing or unreadable.</w:t>
       </w:r>
     </w:p>
     <w:p>
-      <w:r>
-        <w:t>I can use disagreement to improve a labelling guide without mistaking agreement for truth.</w:t>
+      <w:pPr>
+        <w:spacing w:line="336" w:lineRule="auto" w:after="180"/>
+      </w:pPr>
+      <w:r>
+        <w:rPr>
+          <w:b w:val="0"/>
+        </w:rPr>
+        <w:t xml:space="preserve">I can use </w:t>
+      </w:r>
+      <w:r>
+        <w:rPr>
+          <w:b/>
+        </w:rPr>
+        <w:t>disagreement</w:t>
+      </w:r>
+      <w:r>
+        <w:rPr>
+          <w:b w:val="0"/>
+        </w:rPr>
+        <w:t xml:space="preserve"> to improve a </w:t>
+      </w:r>
+      <w:r>
+        <w:rPr>
+          <w:b/>
+        </w:rPr>
+        <w:t>label</w:t>
+      </w:r>
+      <w:r>
+        <w:rPr>
+          <w:b w:val="0"/>
+        </w:rPr>
+        <w:t xml:space="preserve">ling guide without mistaking </w:t>
+      </w:r>
+      <w:r>
+        <w:rPr>
+          <w:b/>
+        </w:rPr>
+        <w:t>agreement</w:t>
+      </w:r>
+      <w:r>
+        <w:rPr>
+          <w:b w:val="0"/>
+        </w:rPr>
+        <w:t xml:space="preserve"> for truth.</w:t>
       </w:r>
     </w:p>
     <w:p>
@@ -73,38 +156,116 @@
       </w:r>
     </w:p>
     <w:p>
-      <w:r>
+      <w:pPr>
+        <w:spacing w:line="336" w:lineRule="auto" w:after="180"/>
+      </w:pPr>
+      <w:r>
+        <w:rPr>
+          <w:b w:val="0"/>
+        </w:rPr>
         <w:t>Close your notes first. A rough first answer helps us choose the right starting point; it is not a score for your ability.</w:t>
       </w:r>
     </w:p>
     <w:p>
-      <w:r>
+      <w:pPr>
+        <w:spacing w:line="336" w:lineRule="auto" w:after="180"/>
+      </w:pPr>
+      <w:r>
+        <w:rPr>
+          <w:b w:val="0"/>
+        </w:rPr>
         <w:t>Without opening the old lesson, explain one key idea from Rows Columns and Data Types. Give an example and a mistake that the idea helps you avoid.</w:t>
       </w:r>
     </w:p>
     <w:p>
-      <w:r>
+      <w:pPr>
+        <w:spacing w:line="336" w:lineRule="auto" w:after="180"/>
+      </w:pPr>
+      <w:r>
+        <w:rPr>
+          <w:b w:val="0"/>
+        </w:rPr>
         <w:t>Without opening the old lesson, explain one key idea from Loops and Stopping. Give an example and a mistake that the idea helps you avoid.</w:t>
       </w:r>
     </w:p>
     <w:p>
-      <w:r>
+      <w:pPr>
+        <w:spacing w:line="336" w:lineRule="auto" w:after="180"/>
+      </w:pPr>
+      <w:r>
+        <w:rPr>
+          <w:b w:val="0"/>
+        </w:rPr>
         <w:t>Without opening the old lesson, explain one key idea from Decompose a Goal. Give an example and a mistake that the idea helps you avoid.</w:t>
       </w:r>
     </w:p>
     <w:p>
-      <w:r>
-        <w:t>After trying, check the relevant lesson or ask your teacher. Change the part of your explanation that the evidence shows was wrong.</w:t>
-      </w:r>
-    </w:p>
-    <w:p>
-      <w:r>
-        <w:t>Week 8: Operational Labels</w:t>
-      </w:r>
-    </w:p>
-    <w:p>
-      <w:r>
-        <w:t>A label is reliable only when different people can apply its definition consistently.</w:t>
+      <w:pPr>
+        <w:spacing w:line="336" w:lineRule="auto" w:after="180"/>
+      </w:pPr>
+      <w:r>
+        <w:rPr>
+          <w:b w:val="0"/>
+        </w:rPr>
+        <w:t xml:space="preserve">After trying, check the relevant lesson or ask your teacher. Change the part of your explanation that the </w:t>
+      </w:r>
+      <w:r>
+        <w:rPr>
+          <w:b/>
+        </w:rPr>
+        <w:t>evidence</w:t>
+      </w:r>
+      <w:r>
+        <w:rPr>
+          <w:b w:val="0"/>
+        </w:rPr>
+        <w:t xml:space="preserve"> shows was wrong.</w:t>
+      </w:r>
+    </w:p>
+    <w:p>
+      <w:pPr>
+        <w:spacing w:line="336" w:lineRule="auto" w:after="180"/>
+      </w:pPr>
+      <w:r>
+        <w:rPr>
+          <w:b w:val="0"/>
+        </w:rPr>
+        <w:t xml:space="preserve">Week 8: Operational </w:t>
+      </w:r>
+      <w:r>
+        <w:rPr>
+          <w:b/>
+        </w:rPr>
+        <w:t>Label</w:t>
+      </w:r>
+      <w:r>
+        <w:rPr>
+          <w:b w:val="0"/>
+        </w:rPr>
+        <w:t>s</w:t>
+      </w:r>
+    </w:p>
+    <w:p>
+      <w:pPr>
+        <w:spacing w:line="336" w:lineRule="auto" w:after="180"/>
+      </w:pPr>
+      <w:r>
+        <w:rPr>
+          <w:b w:val="0"/>
+        </w:rPr>
+        <w:t xml:space="preserve">A </w:t>
+      </w:r>
+      <w:r>
+        <w:rPr>
+          <w:b/>
+        </w:rPr>
+        <w:t>label</w:t>
+      </w:r>
+      <w:r>
+        <w:rPr>
+          <w:b w:val="0"/>
+        </w:rPr>
+        <w:t xml:space="preserve"> is reliable only when different people can apply its definition consistently.</w:t>
       </w:r>
     </w:p>
     <w:p>
@@ -144,17 +305,35 @@
       </w:r>
     </w:p>
     <w:p>
-      <w:r>
+      <w:pPr>
+        <w:spacing w:line="336" w:lineRule="auto" w:after="180"/>
+      </w:pPr>
+      <w:r>
+        <w:rPr>
+          <w:b/>
+        </w:rPr>
         <w:t>THINKER MISSION</w:t>
       </w:r>
     </w:p>
     <w:p>
-      <w:r>
+      <w:pPr>
+        <w:spacing w:line="336" w:lineRule="auto" w:after="180"/>
+      </w:pPr>
+      <w:r>
+        <w:rPr>
+          <w:b w:val="0"/>
+        </w:rPr>
         <w:t>Write and test definitions for ‘easy book’ and ‘hard book.’</w:t>
       </w:r>
     </w:p>
     <w:p>
-      <w:r>
+      <w:pPr>
+        <w:spacing w:line="336" w:lineRule="auto" w:after="180"/>
+      </w:pPr>
+      <w:r>
+        <w:rPr>
+          <w:b w:val="0"/>
+        </w:rPr>
         <w:t>Thinker name and date:</w:t>
       </w:r>
     </w:p>
@@ -200,7 +379,14 @@
       </w:r>
     </w:p>
     <w:p>
-      <w:r>
+      <w:pPr>
+        <w:spacing w:line="336" w:lineRule="auto" w:after="180"/>
+        <w:shd w:fill="F5F1FB"/>
+      </w:pPr>
+      <w:r>
+        <w:rPr>
+          <w:b w:val="0"/>
+        </w:rPr>
         <w:t>A transcript leaves out an unclear word. Why should a later system not simply treat that missing word as a known value?</w:t>
       </w:r>
     </w:p>
@@ -213,8 +399,50 @@
       </w:r>
     </w:p>
     <w:p>
-      <w:r>
-        <w:t>By the end, I can resolve label disagreement by checking an operational definition at equality.</w:t>
+      <w:pPr>
+        <w:spacing w:line="336" w:lineRule="auto" w:after="180"/>
+      </w:pPr>
+      <w:r>
+        <w:rPr>
+          <w:b w:val="0"/>
+        </w:rPr>
+        <w:t xml:space="preserve">By the end, I can resolve </w:t>
+      </w:r>
+      <w:r>
+        <w:rPr>
+          <w:b/>
+        </w:rPr>
+        <w:t>label</w:t>
+      </w:r>
+      <w:r>
+        <w:rPr>
+          <w:b w:val="0"/>
+        </w:rPr>
+        <w:t xml:space="preserve"> </w:t>
+      </w:r>
+      <w:r>
+        <w:rPr>
+          <w:b/>
+        </w:rPr>
+        <w:t>disagreement</w:t>
+      </w:r>
+      <w:r>
+        <w:rPr>
+          <w:b w:val="0"/>
+        </w:rPr>
+        <w:t xml:space="preserve"> by checking an </w:t>
+      </w:r>
+      <w:r>
+        <w:rPr>
+          <w:b/>
+        </w:rPr>
+        <w:t>operational definition</w:t>
+      </w:r>
+      <w:r>
+        <w:rPr>
+          <w:b w:val="0"/>
+        </w:rPr>
+        <w:t xml:space="preserve"> at equality.</w:t>
       </w:r>
     </w:p>
     <w:p>
@@ -227,17 +455,52 @@
     </w:p>
     <w:p>
       <w:r>
+        <w:t>Investigate the supplied Operational Labels case. Separate observations, given facts and assumptions before choosing an explanation.</w:t>
+      </w:r>
+    </w:p>
+    <w:p>
+      <w:pPr>
+        <w:spacing w:line="336" w:lineRule="auto" w:after="180"/>
+      </w:pPr>
+      <w:r>
+        <w:rPr>
+          <w:b/>
+        </w:rPr>
         <w:t>PICTURE STORY</w:t>
       </w:r>
     </w:p>
     <w:p>
-      <w:r>
+      <w:pPr>
+        <w:spacing w:line="336" w:lineRule="auto" w:after="180"/>
+      </w:pPr>
+      <w:r>
+        <w:rPr>
+          <w:b w:val="0"/>
+        </w:rPr>
         <w:t>Notice → Predict → Explain</w:t>
       </w:r>
     </w:p>
     <w:p>
-      <w:r>
-        <w:t>Begin with visible evidence. Do not explain more than the picture and information support.</w:t>
+      <w:pPr>
+        <w:spacing w:line="336" w:lineRule="auto" w:after="180"/>
+      </w:pPr>
+      <w:r>
+        <w:rPr>
+          <w:b w:val="0"/>
+        </w:rPr>
+        <w:t xml:space="preserve">Begin with visible </w:t>
+      </w:r>
+      <w:r>
+        <w:rPr>
+          <w:b/>
+        </w:rPr>
+        <w:t>evidence</w:t>
+      </w:r>
+      <w:r>
+        <w:rPr>
+          <w:b w:val="0"/>
+        </w:rPr>
+        <w:t>. Do not explain more than the picture and information support.</w:t>
       </w:r>
     </w:p>
     <w:p>
@@ -277,18 +540,82 @@
       </w:r>
     </w:p>
     <w:p>
-      <w:r>
+      <w:pPr>
+        <w:pStyle w:val="Heading3"/>
+      </w:pPr>
+      <w:r>
+        <w:t>Start with this puzzle</w:t>
+      </w:r>
+    </w:p>
+    <w:p>
+      <w:pPr>
+        <w:spacing w:line="336" w:lineRule="auto" w:after="180"/>
+        <w:shd w:fill="F1F6FC"/>
+      </w:pPr>
+      <w:r>
+        <w:rPr>
+          <w:b w:val="0"/>
+        </w:rPr>
         <w:t>MYSTERY</w:t>
       </w:r>
     </w:p>
     <w:p>
-      <w:r>
-        <w:t>The learners must use operational labels to solve a problem. What information do they have? What decision or calculation do they make? What would count as evidence that it worked?</w:t>
-      </w:r>
-    </w:p>
-    <w:p>
-      <w:r>
-        <w:t>Three observations (what you can point to):</w:t>
+      <w:pPr>
+        <w:spacing w:line="336" w:lineRule="auto" w:after="180"/>
+        <w:shd w:fill="F5F1FB"/>
+      </w:pPr>
+      <w:r>
+        <w:rPr>
+          <w:b w:val="0"/>
+        </w:rPr>
+        <w:t xml:space="preserve">The learners must use operational </w:t>
+      </w:r>
+      <w:r>
+        <w:rPr>
+          <w:b/>
+        </w:rPr>
+        <w:t>label</w:t>
+      </w:r>
+      <w:r>
+        <w:rPr>
+          <w:b w:val="0"/>
+        </w:rPr>
+        <w:t xml:space="preserve">s to solve a problem. What information do they have? What decision or calculation do they make? What would count as </w:t>
+      </w:r>
+      <w:r>
+        <w:rPr>
+          <w:b/>
+        </w:rPr>
+        <w:t>evidence</w:t>
+      </w:r>
+      <w:r>
+        <w:rPr>
+          <w:b w:val="0"/>
+        </w:rPr>
+        <w:t xml:space="preserve"> that it worked?</w:t>
+      </w:r>
+    </w:p>
+    <w:p>
+      <w:pPr>
+        <w:spacing w:line="336" w:lineRule="auto" w:after="180"/>
+      </w:pPr>
+      <w:r>
+        <w:rPr>
+          <w:b w:val="0"/>
+        </w:rPr>
+        <w:t xml:space="preserve">Three </w:t>
+      </w:r>
+      <w:r>
+        <w:rPr>
+          <w:b/>
+        </w:rPr>
+        <w:t>observation</w:t>
+      </w:r>
+      <w:r>
+        <w:rPr>
+          <w:b w:val="0"/>
+        </w:rPr>
+        <w:t>s (what you can point to):</w:t>
       </w:r>
     </w:p>
     <w:p>
@@ -325,8 +652,26 @@
       </w:r>
     </w:p>
     <w:p>
-      <w:r>
-        <w:t>My prediction and the clue supporting it:</w:t>
+      <w:pPr>
+        <w:spacing w:line="336" w:lineRule="auto" w:after="180"/>
+      </w:pPr>
+      <w:r>
+        <w:rPr>
+          <w:b w:val="0"/>
+        </w:rPr>
+        <w:t xml:space="preserve">My </w:t>
+      </w:r>
+      <w:r>
+        <w:rPr>
+          <w:b/>
+        </w:rPr>
+        <w:t>prediction</w:t>
+      </w:r>
+      <w:r>
+        <w:rPr>
+          <w:b w:val="0"/>
+        </w:rPr>
+        <w:t xml:space="preserve"> and the clue supporting it:</w:t>
       </w:r>
     </w:p>
     <w:p>
@@ -371,18 +716,159 @@
       </w:r>
     </w:p>
     <w:p>
-      <w:r>
-        <w:t>Two students are sorting fictional event cards for a classroom calendar. Their first instruction is Put the good cards together. Mina calls a colourful card good. Theo calls a plain card good because its room is easy to read. They disagree even though both followed a reasonable interpretation of the word good.</w:t>
-      </w:r>
-    </w:p>
-    <w:p>
-      <w:r>
-        <w:t>A category is useful for a task when people can tell what evidence makes an example belong to it. An operational definition states the observations or checks to perform. For this paper exercise, we will check two printed fields: an event day and a room code. The task is to check the record against a classroom policy, not to judge the quality of the event or the person who wrote it.</w:t>
-      </w:r>
-    </w:p>
-    <w:p>
-      <w:r>
-        <w:t>Labels depend on the definition in use. A model fitted to labels can learn the distinctions those labels encode, including mistakes and inconsistencies. Before asking a model to copy a label, ask whether people have a clear, useful guide for assigning it.</w:t>
+      <w:pPr>
+        <w:spacing w:line="336" w:lineRule="auto" w:after="180"/>
+      </w:pPr>
+      <w:r>
+        <w:rPr>
+          <w:b w:val="0"/>
+        </w:rPr>
+        <w:t>Two students are sorting fictional event cards for a classroom calendar. Their first instruction is Put the good cards together. Mina calls a colourful card good. Theo calls a plain card good because its room is easy to read.</w:t>
+      </w:r>
+    </w:p>
+    <w:p>
+      <w:pPr>
+        <w:spacing w:line="336" w:lineRule="auto" w:after="180"/>
+      </w:pPr>
+      <w:r>
+        <w:rPr>
+          <w:b w:val="0"/>
+        </w:rPr>
+        <w:t>They disagree even though both followed a reasonable interpretation of the word good.</w:t>
+      </w:r>
+    </w:p>
+    <w:p>
+      <w:pPr>
+        <w:spacing w:line="336" w:lineRule="auto" w:after="180"/>
+      </w:pPr>
+      <w:r>
+        <w:rPr>
+          <w:b w:val="0"/>
+        </w:rPr>
+        <w:t xml:space="preserve">A </w:t>
+      </w:r>
+      <w:r>
+        <w:rPr>
+          <w:b/>
+        </w:rPr>
+        <w:t>category</w:t>
+      </w:r>
+      <w:r>
+        <w:rPr>
+          <w:b w:val="0"/>
+        </w:rPr>
+        <w:t xml:space="preserve"> is useful for a task when people can tell what </w:t>
+      </w:r>
+      <w:r>
+        <w:rPr>
+          <w:b/>
+        </w:rPr>
+        <w:t>evidence</w:t>
+      </w:r>
+      <w:r>
+        <w:rPr>
+          <w:b w:val="0"/>
+        </w:rPr>
+        <w:t xml:space="preserve"> makes an example belong to it. An </w:t>
+      </w:r>
+      <w:r>
+        <w:rPr>
+          <w:b/>
+        </w:rPr>
+        <w:t>operational definition</w:t>
+      </w:r>
+      <w:r>
+        <w:rPr>
+          <w:b w:val="0"/>
+        </w:rPr>
+        <w:t xml:space="preserve"> states the </w:t>
+      </w:r>
+      <w:r>
+        <w:rPr>
+          <w:b/>
+        </w:rPr>
+        <w:t>observation</w:t>
+      </w:r>
+      <w:r>
+        <w:rPr>
+          <w:b w:val="0"/>
+        </w:rPr>
+        <w:t>s or checks to perform.</w:t>
+      </w:r>
+    </w:p>
+    <w:p>
+      <w:pPr>
+        <w:spacing w:line="336" w:lineRule="auto" w:after="180"/>
+      </w:pPr>
+      <w:r>
+        <w:rPr>
+          <w:b w:val="0"/>
+        </w:rPr>
+        <w:t>For this paper exercise, we will check two printed fields: an event day and a room code. The task is to check the record against a classroom policy, not to judge the quality of the event or the person who wrote it.</w:t>
+      </w:r>
+    </w:p>
+    <w:p>
+      <w:pPr>
+        <w:spacing w:line="336" w:lineRule="auto" w:after="180"/>
+      </w:pPr>
+      <w:r>
+        <w:rPr>
+          <w:b/>
+        </w:rPr>
+        <w:t>Label</w:t>
+      </w:r>
+      <w:r>
+        <w:rPr>
+          <w:b w:val="0"/>
+        </w:rPr>
+        <w:t xml:space="preserve">s depend on the definition in use. A model fitted to </w:t>
+      </w:r>
+      <w:r>
+        <w:rPr>
+          <w:b/>
+        </w:rPr>
+        <w:t>label</w:t>
+      </w:r>
+      <w:r>
+        <w:rPr>
+          <w:b w:val="0"/>
+        </w:rPr>
+        <w:t xml:space="preserve">s can learn the distinctions those </w:t>
+      </w:r>
+      <w:r>
+        <w:rPr>
+          <w:b/>
+        </w:rPr>
+        <w:t>label</w:t>
+      </w:r>
+      <w:r>
+        <w:rPr>
+          <w:b w:val="0"/>
+        </w:rPr>
+        <w:t>s encode, including mistakes and inconsistencies.</w:t>
+      </w:r>
+    </w:p>
+    <w:p>
+      <w:pPr>
+        <w:spacing w:line="336" w:lineRule="auto" w:after="180"/>
+      </w:pPr>
+      <w:r>
+        <w:rPr>
+          <w:b w:val="0"/>
+        </w:rPr>
+        <w:t xml:space="preserve">Before asking a model to copy a </w:t>
+      </w:r>
+      <w:r>
+        <w:rPr>
+          <w:b/>
+        </w:rPr>
+        <w:t>label</w:t>
+      </w:r>
+      <w:r>
+        <w:rPr>
+          <w:b w:val="0"/>
+        </w:rPr>
+        <w:t>, ask whether people have a clear, useful guide for assigning it.</w:t>
       </w:r>
     </w:p>
     <w:p>
@@ -395,16 +881,69 @@
     </w:p>
     <w:p>
       <w:r>
-        <w:t>VISUAL MECHANISM</w:t>
-      </w:r>
-    </w:p>
-    <w:p>
-      <w:r>
-        <w:t>Input → Process → Output</w:t>
-      </w:r>
-    </w:p>
-    <w:p>
-      <w:r>
+        <w:t>Follow the mechanism for Operational Labels. Connect each labelled input, deciding step and result.</w:t>
+      </w:r>
+    </w:p>
+    <w:p>
+      <w:pPr>
+        <w:spacing w:line="336" w:lineRule="auto" w:after="180"/>
+      </w:pPr>
+      <w:r>
+        <w:rPr>
+          <w:b/>
+        </w:rPr>
+        <w:t xml:space="preserve">VISUAL </w:t>
+      </w:r>
+      <w:r>
+        <w:rPr>
+          <w:b/>
+        </w:rPr>
+        <w:t>MECHANISM</w:t>
+      </w:r>
+    </w:p>
+    <w:p>
+      <w:pPr>
+        <w:spacing w:line="336" w:lineRule="auto" w:after="180"/>
+      </w:pPr>
+      <w:r>
+        <w:rPr>
+          <w:b/>
+        </w:rPr>
+        <w:t>Input</w:t>
+      </w:r>
+      <w:r>
+        <w:rPr>
+          <w:b w:val="0"/>
+        </w:rPr>
+        <w:t xml:space="preserve"> → </w:t>
+      </w:r>
+      <w:r>
+        <w:rPr>
+          <w:b/>
+        </w:rPr>
+        <w:t>Process</w:t>
+      </w:r>
+      <w:r>
+        <w:rPr>
+          <w:b w:val="0"/>
+        </w:rPr>
+        <w:t xml:space="preserve"> → </w:t>
+      </w:r>
+      <w:r>
+        <w:rPr>
+          <w:b/>
+        </w:rPr>
+        <w:t>Output</w:t>
+      </w:r>
+    </w:p>
+    <w:p>
+      <w:pPr>
+        <w:spacing w:line="336" w:lineRule="auto" w:after="180"/>
+      </w:pPr>
+      <w:r>
+        <w:rPr>
+          <w:b w:val="0"/>
+        </w:rPr>
         <w:t>Trace the information. At each stage, ask what changed and how you could test it.</w:t>
       </w:r>
     </w:p>
@@ -445,7 +984,13 @@
       </w:r>
     </w:p>
     <w:p>
-      <w:r>
+      <w:pPr>
+        <w:spacing w:line="336" w:lineRule="auto" w:after="180"/>
+      </w:pPr>
+      <w:r>
+        <w:rPr>
+          <w:b w:val="0"/>
+        </w:rPr>
         <w:t>↓</w:t>
       </w:r>
     </w:p>
@@ -486,7 +1031,13 @@
       </w:r>
     </w:p>
     <w:p>
-      <w:r>
+      <w:pPr>
+        <w:spacing w:line="336" w:lineRule="auto" w:after="180"/>
+      </w:pPr>
+      <w:r>
+        <w:rPr>
+          <w:b w:val="0"/>
+        </w:rPr>
         <w:t>↓</w:t>
       </w:r>
     </w:p>
@@ -527,7 +1078,13 @@
       </w:r>
     </w:p>
     <w:p>
-      <w:r>
+      <w:pPr>
+        <w:spacing w:line="336" w:lineRule="auto" w:after="180"/>
+      </w:pPr>
+      <w:r>
+        <w:rPr>
+          <w:b w:val="0"/>
+        </w:rPr>
         <w:t>Which stage could fail even when the other two are correct? Explain:</w:t>
       </w:r>
     </w:p>
@@ -573,8 +1130,25 @@
       </w:r>
     </w:p>
     <w:p>
-      <w:r>
-        <w:t>Our fictional calendar accepts a whole-number day from 1 through 30, including both endpoints, and exactly one room code, A or B. The month is already fixed for this exercise. A blank or unreadable field counts as unknown. The categories are revise, review and ready. Use the checks in the order shown.</w:t>
+      <w:pPr>
+        <w:spacing w:line="336" w:lineRule="auto" w:after="180"/>
+      </w:pPr>
+      <w:r>
+        <w:rPr>
+          <w:b w:val="0"/>
+        </w:rPr>
+        <w:t>Our fictional calendar accepts a whole-number day from 1 through 30, including both endpoints, and exactly one room code, A or B. The month is already fixed for this exercise. A blank or unreadable field counts as unknown.</w:t>
+      </w:r>
+    </w:p>
+    <w:p>
+      <w:pPr>
+        <w:spacing w:line="336" w:lineRule="auto" w:after="180"/>
+      </w:pPr>
+      <w:r>
+        <w:rPr>
+          <w:b w:val="0"/>
+        </w:rPr>
+        <w:t>The categories are revise, review and ready. Use the checks in the order shown.</w:t>
       </w:r>
     </w:p>
     <w:p>
@@ -734,8 +1308,25 @@
       </w:r>
     </w:p>
     <w:p>
-      <w:r>
-        <w:t>Known failure and unknown are different. Day 31 is known and outside the accepted range, so the card needs revision. An unreadable day might be valid or invalid; without another known failure, it needs review. Never silently turn a blank into zero just to make a comparison possible.</w:t>
+      <w:pPr>
+        <w:spacing w:line="336" w:lineRule="auto" w:after="180"/>
+      </w:pPr>
+      <w:r>
+        <w:rPr>
+          <w:b w:val="0"/>
+        </w:rPr>
+        <w:t>Known failure and unknown are different. Day 31 is known and outside the accepted range, so the card needs revision. An unreadable day might be valid or invalid; without another known failure, it needs review.</w:t>
+      </w:r>
+    </w:p>
+    <w:p>
+      <w:pPr>
+        <w:spacing w:line="336" w:lineRule="auto" w:after="180"/>
+      </w:pPr>
+      <w:r>
+        <w:rPr>
+          <w:b w:val="0"/>
+        </w:rPr>
+        <w:t>Never silently turn a blank into zero just to make a comparison possible.</w:t>
       </w:r>
     </w:p>
     <w:p>
@@ -747,8 +1338,26 @@
       </w:r>
     </w:p>
     <w:p>
-      <w:r>
-        <w:t>Point to the input, the deciding step and the result in this week’s visual. Explain the same step in ordinary words. A picture helps when you can say what each part represents.</w:t>
+      <w:pPr>
+        <w:spacing w:line="336" w:lineRule="auto" w:after="180"/>
+      </w:pPr>
+      <w:r>
+        <w:rPr>
+          <w:b w:val="0"/>
+        </w:rPr>
+        <w:t xml:space="preserve">Point to the </w:t>
+      </w:r>
+      <w:r>
+        <w:rPr>
+          <w:b/>
+        </w:rPr>
+        <w:t>input</w:t>
+      </w:r>
+      <w:r>
+        <w:rPr>
+          <w:b w:val="0"/>
+        </w:rPr>
+        <w:t>, the deciding step and the result in this week’s visual. Explain the same step in ordinary words. A picture helps when you can say what each part represents.</w:t>
       </w:r>
     </w:p>
     <w:p>
@@ -761,16 +1370,54 @@
     </w:p>
     <w:p>
       <w:r>
+        <w:t>Compare the supplied cases for Operational Labels. Identify the detail that changes the conclusion.</w:t>
+      </w:r>
+    </w:p>
+    <w:p>
+      <w:pPr>
+        <w:pStyle w:val="Heading3"/>
+      </w:pPr>
+      <w:r>
+        <w:t>The case to investigate</w:t>
+      </w:r>
+    </w:p>
+    <w:p>
+      <w:pPr>
+        <w:spacing w:line="336" w:lineRule="auto" w:after="180"/>
+        <w:shd w:fill="F1F6FC"/>
+      </w:pPr>
+      <w:r>
+        <w:rPr>
+          <w:b w:val="0"/>
+        </w:rPr>
         <w:t>CASE GALLERY</w:t>
       </w:r>
     </w:p>
     <w:p>
-      <w:r>
-        <w:t>Four Tests, Four Kinds of Evidence</w:t>
-      </w:r>
-    </w:p>
-    <w:p>
-      <w:r>
+      <w:pPr>
+        <w:spacing w:line="336" w:lineRule="auto" w:after="180"/>
+      </w:pPr>
+      <w:r>
+        <w:rPr>
+          <w:b w:val="0"/>
+        </w:rPr>
+        <w:t xml:space="preserve">Four Tests, Four Kinds of </w:t>
+      </w:r>
+      <w:r>
+        <w:rPr>
+          <w:b/>
+        </w:rPr>
+        <w:t>Evidence</w:t>
+      </w:r>
+    </w:p>
+    <w:p>
+      <w:pPr>
+        <w:spacing w:line="336" w:lineRule="auto" w:after="180"/>
+      </w:pPr>
+      <w:r>
+        <w:rPr>
+          <w:b w:val="0"/>
+        </w:rPr>
         <w:t>A system is not understood until it survives more than one comfortable example.</w:t>
       </w:r>
     </w:p>
@@ -847,8 +1494,47 @@
       </w:r>
     </w:p>
     <w:p>
-      <w:r>
-        <w:t>NORMAL CASE: predict and name evidence.     BOUNDARY CASE: predict and name evidence.</w:t>
+      <w:pPr>
+        <w:pStyle w:val="Heading3"/>
+      </w:pPr>
+      <w:r>
+        <w:t>The normal case</w:t>
+      </w:r>
+    </w:p>
+    <w:p>
+      <w:pPr>
+        <w:spacing w:line="336" w:lineRule="auto" w:after="180"/>
+        <w:shd w:fill="F1F6FC"/>
+      </w:pPr>
+      <w:r>
+        <w:rPr>
+          <w:b w:val="0"/>
+        </w:rPr>
+        <w:t xml:space="preserve">NORMAL CASE: predict and name </w:t>
+      </w:r>
+      <w:r>
+        <w:rPr>
+          <w:b/>
+        </w:rPr>
+        <w:t>evidence</w:t>
+      </w:r>
+      <w:r>
+        <w:rPr>
+          <w:b w:val="0"/>
+        </w:rPr>
+        <w:t xml:space="preserve">.     BOUNDARY CASE: predict and name </w:t>
+      </w:r>
+      <w:r>
+        <w:rPr>
+          <w:b/>
+        </w:rPr>
+        <w:t>evidence</w:t>
+      </w:r>
+      <w:r>
+        <w:rPr>
+          <w:b w:val="0"/>
+        </w:rPr>
+        <w:t>.</w:t>
       </w:r>
     </w:p>
     <w:p>
@@ -924,12 +1610,58 @@
       </w:r>
     </w:p>
     <w:p>
-      <w:r>
-        <w:t>MISSING INFORMATION: predict and name evidence.     TRANSFER CASE: predict and name evidence.</w:t>
-      </w:r>
-    </w:p>
-    <w:p>
-      <w:r>
+      <w:pPr>
+        <w:pStyle w:val="Heading3"/>
+      </w:pPr>
+      <w:r>
+        <w:t>Check missing information</w:t>
+      </w:r>
+    </w:p>
+    <w:p>
+      <w:pPr>
+        <w:spacing w:line="336" w:lineRule="auto" w:after="180"/>
+        <w:shd w:fill="FFF5E6"/>
+      </w:pPr>
+      <w:r>
+        <w:rPr>
+          <w:b w:val="0"/>
+        </w:rPr>
+        <w:t xml:space="preserve">MISSING INFORMATION: predict and name </w:t>
+      </w:r>
+      <w:r>
+        <w:rPr>
+          <w:b/>
+        </w:rPr>
+        <w:t>evidence</w:t>
+      </w:r>
+      <w:r>
+        <w:rPr>
+          <w:b w:val="0"/>
+        </w:rPr>
+        <w:t xml:space="preserve">.     TRANSFER CASE: predict and name </w:t>
+      </w:r>
+      <w:r>
+        <w:rPr>
+          <w:b/>
+        </w:rPr>
+        <w:t>evidence</w:t>
+      </w:r>
+      <w:r>
+        <w:rPr>
+          <w:b w:val="0"/>
+        </w:rPr>
+        <w:t>.</w:t>
+      </w:r>
+    </w:p>
+    <w:p>
+      <w:pPr>
+        <w:spacing w:line="336" w:lineRule="auto" w:after="180"/>
+        <w:shd w:fill="F5F1FB"/>
+      </w:pPr>
+      <w:r>
+        <w:rPr>
+          <w:b w:val="0"/>
+        </w:rPr>
         <w:t>Which case is most likely to reveal a hidden assumption? Why?</w:t>
       </w:r>
     </w:p>
@@ -975,17 +1707,80 @@
       </w:r>
     </w:p>
     <w:p>
-      <w:r>
+      <w:pPr>
+        <w:pStyle w:val="Heading3"/>
+      </w:pPr>
+      <w:r>
+        <w:t>Change one thing</w:t>
+      </w:r>
+    </w:p>
+    <w:p>
+      <w:pPr>
+        <w:spacing w:line="336" w:lineRule="auto" w:after="180"/>
+        <w:shd w:fill="F5F1FB"/>
+      </w:pPr>
+      <w:r>
+        <w:rPr>
+          <w:b w:val="0"/>
+        </w:rPr>
         <w:t>Change: Change the documented policy to fewer than 80 instead.</w:t>
       </w:r>
     </w:p>
     <w:p>
-      <w:r>
-        <w:t>Prediction: A’s original labels now match; B must change its equality behavior.</w:t>
-      </w:r>
-    </w:p>
-    <w:p>
-      <w:r>
+      <w:pPr>
+        <w:pStyle w:val="Heading3"/>
+      </w:pPr>
+      <w:r>
+        <w:t>Predicted result</w:t>
+      </w:r>
+    </w:p>
+    <w:p>
+      <w:pPr>
+        <w:spacing w:line="336" w:lineRule="auto" w:after="180"/>
+        <w:shd w:fill="F1F6FC"/>
+      </w:pPr>
+      <w:r>
+        <w:rPr>
+          <w:b/>
+        </w:rPr>
+        <w:t>Prediction</w:t>
+      </w:r>
+      <w:r>
+        <w:rPr>
+          <w:b w:val="0"/>
+        </w:rPr>
+        <w:t xml:space="preserve">: A’s original </w:t>
+      </w:r>
+      <w:r>
+        <w:rPr>
+          <w:b/>
+        </w:rPr>
+        <w:t>label</w:t>
+      </w:r>
+      <w:r>
+        <w:rPr>
+          <w:b w:val="0"/>
+        </w:rPr>
+        <w:t>s now match; B must change its equality behavior.</w:t>
+      </w:r>
+    </w:p>
+    <w:p>
+      <w:pPr>
+        <w:pStyle w:val="Heading3"/>
+      </w:pPr>
+      <w:r>
+        <w:t>Why the result follows</w:t>
+      </w:r>
+    </w:p>
+    <w:p>
+      <w:pPr>
+        <w:spacing w:line="336" w:lineRule="auto" w:after="180"/>
+        <w:shd w:fill="F1F6FC"/>
+      </w:pPr>
+      <w:r>
+        <w:rPr>
+          <w:b w:val="0"/>
+        </w:rPr>
         <w:t>Reason: The authoritative definition changed, not the physical books.</w:t>
       </w:r>
     </w:p>
@@ -999,16 +1794,39 @@
     </w:p>
     <w:p>
       <w:r>
+        <w:t>Use the vocabulary of Operational Labels to explain a concrete decision, rather than only memorising definitions.</w:t>
+      </w:r>
+    </w:p>
+    <w:p>
+      <w:pPr>
+        <w:spacing w:line="336" w:lineRule="auto" w:after="180"/>
+      </w:pPr>
+      <w:r>
+        <w:rPr>
+          <w:b/>
+        </w:rPr>
         <w:t>VOCABULARY LAB</w:t>
       </w:r>
     </w:p>
     <w:p>
-      <w:r>
+      <w:pPr>
+        <w:spacing w:line="336" w:lineRule="auto" w:after="180"/>
+      </w:pPr>
+      <w:r>
+        <w:rPr>
+          <w:b w:val="0"/>
+        </w:rPr>
         <w:t>Words You Can Use to Reason</w:t>
       </w:r>
     </w:p>
     <w:p>
-      <w:r>
+      <w:pPr>
+        <w:spacing w:line="336" w:lineRule="auto" w:after="180"/>
+      </w:pPr>
+      <w:r>
+        <w:rPr>
+          <w:b w:val="0"/>
+        </w:rPr>
         <w:t>A definition matters when you can recognize the idea, use it, and contrast it with a near-miss.</w:t>
       </w:r>
     </w:p>
@@ -1443,17 +2261,58 @@
     </w:p>
     <w:p>
       <w:r>
-        <w:t>WORKED EVIDENCE</w:t>
-      </w:r>
-    </w:p>
-    <w:p>
-      <w:r>
+        <w:t>Follow the worked trace for Operational Labels, predict a step, then compare with its explanation.</w:t>
+      </w:r>
+    </w:p>
+    <w:p>
+      <w:pPr>
+        <w:spacing w:line="336" w:lineRule="auto" w:after="180"/>
+      </w:pPr>
+      <w:r>
+        <w:rPr>
+          <w:b/>
+        </w:rPr>
+        <w:t xml:space="preserve">WORKED </w:t>
+      </w:r>
+      <w:r>
+        <w:rPr>
+          <w:b/>
+        </w:rPr>
+        <w:t>EVIDENCE</w:t>
+      </w:r>
+    </w:p>
+    <w:p>
+      <w:pPr>
+        <w:spacing w:line="336" w:lineRule="auto" w:after="180"/>
+      </w:pPr>
+      <w:r>
+        <w:rPr>
+          <w:b w:val="0"/>
+        </w:rPr>
         <w:t>Reason Step by Step</w:t>
       </w:r>
     </w:p>
     <w:p>
-      <w:r>
-        <w:t>Predict first. Then check each step. A correct answer without visible reasoning is incomplete evidence.</w:t>
+      <w:pPr>
+        <w:spacing w:line="336" w:lineRule="auto" w:after="180"/>
+      </w:pPr>
+      <w:r>
+        <w:rPr>
+          <w:b w:val="0"/>
+        </w:rPr>
+        <w:t xml:space="preserve">Predict first. Then check each step. A correct answer without visible reasoning is incomplete </w:t>
+      </w:r>
+      <w:r>
+        <w:rPr>
+          <w:b/>
+        </w:rPr>
+        <w:t>evidence</w:t>
+      </w:r>
+      <w:r>
+        <w:rPr>
+          <w:b w:val="0"/>
+        </w:rPr>
+        <w:t>.</w:t>
       </w:r>
     </w:p>
     <w:p>
@@ -1595,27 +2454,133 @@
       </w:r>
     </w:p>
     <w:p>
-      <w:r>
-        <w:t>1. Weak label: ‘easy book.’</w:t>
-      </w:r>
-    </w:p>
-    <w:p>
-      <w:r>
+      <w:pPr>
+        <w:spacing w:line="336" w:lineRule="auto" w:after="180"/>
+        <w:shd w:fill="F4F9FC"/>
+      </w:pPr>
+      <w:r>
+        <w:rPr>
+          <w:b w:val="0"/>
+        </w:rPr>
+        <w:t xml:space="preserve">1. Weak </w:t>
+      </w:r>
+      <w:r>
+        <w:rPr>
+          <w:b/>
+        </w:rPr>
+        <w:t>label</w:t>
+      </w:r>
+      <w:r>
+        <w:rPr>
+          <w:b w:val="0"/>
+        </w:rPr>
+        <w:t>: ‘easy book.’</w:t>
+      </w:r>
+    </w:p>
+    <w:p>
+      <w:pPr>
+        <w:spacing w:line="336" w:lineRule="auto" w:after="180"/>
+        <w:shd w:fill="F4F9FC"/>
+      </w:pPr>
+      <w:r>
+        <w:rPr>
+          <w:b w:val="0"/>
+        </w:rPr>
         <w:t>2. Operational rule: easy for this reader if difficulty level ≤ 2 and unfamiliar words per page ≤ 3.</w:t>
       </w:r>
     </w:p>
     <w:p>
-      <w:r>
-        <w:t>3. Two labelers test the same 8 books.</w:t>
-      </w:r>
-    </w:p>
-    <w:p>
-      <w:r>
-        <w:t>4. Agreement of 7/8 identifies one disagreement to review. Check the source, each annotator’s application and the label rule before choosing a repair.</w:t>
-      </w:r>
-    </w:p>
-    <w:p>
-      <w:r>
+      <w:pPr>
+        <w:spacing w:line="336" w:lineRule="auto" w:after="180"/>
+        <w:shd w:fill="F4F9FC"/>
+      </w:pPr>
+      <w:r>
+        <w:rPr>
+          <w:b w:val="0"/>
+        </w:rPr>
+        <w:t xml:space="preserve">3. Two </w:t>
+      </w:r>
+      <w:r>
+        <w:rPr>
+          <w:b/>
+        </w:rPr>
+        <w:t>label</w:t>
+      </w:r>
+      <w:r>
+        <w:rPr>
+          <w:b w:val="0"/>
+        </w:rPr>
+        <w:t>ers test the same 8 books.</w:t>
+      </w:r>
+    </w:p>
+    <w:p>
+      <w:pPr>
+        <w:spacing w:line="336" w:lineRule="auto" w:after="180"/>
+        <w:shd w:fill="F4F9FC"/>
+      </w:pPr>
+      <w:r>
+        <w:rPr>
+          <w:b w:val="0"/>
+        </w:rPr>
+        <w:t xml:space="preserve">4. </w:t>
+      </w:r>
+      <w:r>
+        <w:rPr>
+          <w:b/>
+        </w:rPr>
+        <w:t>Agreement</w:t>
+      </w:r>
+      <w:r>
+        <w:rPr>
+          <w:b w:val="0"/>
+        </w:rPr>
+        <w:t xml:space="preserve"> of 7/8 identifies one </w:t>
+      </w:r>
+      <w:r>
+        <w:rPr>
+          <w:b/>
+        </w:rPr>
+        <w:t>disagreement</w:t>
+      </w:r>
+      <w:r>
+        <w:rPr>
+          <w:b w:val="0"/>
+        </w:rPr>
+        <w:t xml:space="preserve"> to review. Check the source, each </w:t>
+      </w:r>
+      <w:r>
+        <w:rPr>
+          <w:b/>
+        </w:rPr>
+        <w:t>annotator</w:t>
+      </w:r>
+      <w:r>
+        <w:rPr>
+          <w:b w:val="0"/>
+        </w:rPr>
+        <w:t xml:space="preserve">’s application and the </w:t>
+      </w:r>
+      <w:r>
+        <w:rPr>
+          <w:b/>
+        </w:rPr>
+        <w:t>label</w:t>
+      </w:r>
+      <w:r>
+        <w:rPr>
+          <w:b w:val="0"/>
+        </w:rPr>
+        <w:t xml:space="preserve"> rule before choosing a repair.</w:t>
+      </w:r>
+    </w:p>
+    <w:p>
+      <w:pPr>
+        <w:spacing w:line="336" w:lineRule="auto" w:after="180"/>
+      </w:pPr>
+      <w:r>
+        <w:rPr>
+          <w:b w:val="0"/>
+        </w:rPr>
         <w:t>Recalculate, retrace, or restate the reasoning in your own representation:</w:t>
       </w:r>
     </w:p>
@@ -1653,8 +2618,27 @@
       </w:r>
     </w:p>
     <w:p>
-      <w:r>
-        <w:t>CHECK  Did the evidence answer the exact question? Did the total, path, or source record stay consistent?</w:t>
+      <w:pPr>
+        <w:spacing w:line="336" w:lineRule="auto" w:after="180"/>
+        <w:shd w:fill="F5F1FB"/>
+      </w:pPr>
+      <w:r>
+        <w:rPr>
+          <w:b w:val="0"/>
+        </w:rPr>
+        <w:t xml:space="preserve">CHECK  Did the </w:t>
+      </w:r>
+      <w:r>
+        <w:rPr>
+          <w:b/>
+        </w:rPr>
+        <w:t>evidence</w:t>
+      </w:r>
+      <w:r>
+        <w:rPr>
+          <w:b w:val="0"/>
+        </w:rPr>
+        <w:t xml:space="preserve"> answer the exact question? Did the total, path, or source record stay consistent?</w:t>
       </w:r>
     </w:p>
     <w:p>
@@ -1841,13 +2825,47 @@
       </w:tr>
     </w:tbl>
     <w:p>
-      <w:r>
-        <w:t>For the last card, first read only what is known: day 31. Compare it with the allowed range and record a failure. The guide therefore selects revise before the missing-room check. Checking the room later could reveal another problem, but it cannot make day 31 satisfy this policy.</w:t>
-      </w:r>
-    </w:p>
-    <w:p>
-      <w:r>
-        <w:t>A clear explanation cites the particular criterion. Saying It looks wrong is not enough. Write Day 31 exceeds the accepted maximum of 30 instead. That explanation lets another person reproduce the check and challenge it if the recorded value or policy is different.</w:t>
+      <w:pPr>
+        <w:spacing w:line="336" w:lineRule="auto" w:after="180"/>
+      </w:pPr>
+      <w:r>
+        <w:rPr>
+          <w:b w:val="0"/>
+        </w:rPr>
+        <w:t>For the last card, first read only what is known: day 31. Compare it with the allowed range and record a failure. The guide therefore selects revise before the missing-room check.</w:t>
+      </w:r>
+    </w:p>
+    <w:p>
+      <w:pPr>
+        <w:spacing w:line="336" w:lineRule="auto" w:after="180"/>
+      </w:pPr>
+      <w:r>
+        <w:rPr>
+          <w:b w:val="0"/>
+        </w:rPr>
+        <w:t>Checking the room later could reveal another problem, but it cannot make day 31 satisfy this policy.</w:t>
+      </w:r>
+    </w:p>
+    <w:p>
+      <w:pPr>
+        <w:spacing w:line="336" w:lineRule="auto" w:after="180"/>
+      </w:pPr>
+      <w:r>
+        <w:rPr>
+          <w:b w:val="0"/>
+        </w:rPr>
+        <w:t>A clear explanation cites the particular criterion. Saying It looks wrong is not enough. Write Day 31 exceeds the accepted maximum of 30 instead.</w:t>
+      </w:r>
+    </w:p>
+    <w:p>
+      <w:pPr>
+        <w:spacing w:line="336" w:lineRule="auto" w:after="180"/>
+      </w:pPr>
+      <w:r>
+        <w:rPr>
+          <w:b w:val="0"/>
+        </w:rPr>
+        <w:t>That explanation lets another person reproduce the check and challenge it if the recorded value or policy is different.</w:t>
       </w:r>
     </w:p>
     <w:p>
@@ -1859,7 +2877,13 @@
       </w:r>
     </w:p>
     <w:p>
-      <w:r>
+      <w:pPr>
+        <w:spacing w:line="336" w:lineRule="auto" w:after="180"/>
+      </w:pPr>
+      <w:r>
+        <w:rPr>
+          <w:b w:val="0"/>
+        </w:rPr>
         <w:t>Cover the result before checking it. Say what is given, choose the procedure, and follow one step at a time. Then uncover the result and explain your first mismatch. Ask why a step is allowed, not only what number it produces.</w:t>
       </w:r>
     </w:p>
@@ -1872,8 +2896,26 @@
       </w:r>
     </w:p>
     <w:p>
-      <w:r>
-        <w:t>Two fictional catalogue reviewers label books compact or extended.</w:t>
+      <w:pPr>
+        <w:spacing w:line="336" w:lineRule="auto" w:after="180"/>
+      </w:pPr>
+      <w:r>
+        <w:rPr>
+          <w:b w:val="0"/>
+        </w:rPr>
+        <w:t xml:space="preserve">Two fictional catalogue reviewers </w:t>
+      </w:r>
+      <w:r>
+        <w:rPr>
+          <w:b/>
+        </w:rPr>
+        <w:t>label</w:t>
+      </w:r>
+      <w:r>
+        <w:rPr>
+          <w:b w:val="0"/>
+        </w:rPr>
+        <w:t xml:space="preserve"> books compact or extended.</w:t>
       </w:r>
     </w:p>
     <w:p>
@@ -1885,12 +2927,42 @@
       </w:r>
     </w:p>
     <w:p>
-      <w:r>
+      <w:pPr>
+        <w:pStyle w:val="Heading3"/>
+      </w:pPr>
+      <w:r>
+        <w:t>Supplied facts</w:t>
+      </w:r>
+    </w:p>
+    <w:p>
+      <w:pPr>
+        <w:spacing w:line="336" w:lineRule="auto" w:after="180"/>
+        <w:shd w:fill="F1F6FC"/>
+      </w:pPr>
+      <w:r>
+        <w:rPr>
+          <w:b w:val="0"/>
+        </w:rPr>
         <w:t>Agreed policy: compact means at most 80 pages; extended means more than 80.</w:t>
       </w:r>
     </w:p>
     <w:p>
-      <w:r>
+      <w:pPr>
+        <w:pStyle w:val="Heading3"/>
+      </w:pPr>
+      <w:r>
+        <w:t>Supplied facts</w:t>
+      </w:r>
+    </w:p>
+    <w:p>
+      <w:pPr>
+        <w:spacing w:line="336" w:lineRule="auto" w:after="180"/>
+        <w:shd w:fill="F1F6FC"/>
+      </w:pPr>
+      <w:r>
+        <w:rPr>
+          <w:b w:val="0"/>
+        </w:rPr>
         <w:t>Reviewer A uses pages&lt;80; reviewer B uses pages&lt;=80. Inspect books of 79,80,81 pages.</w:t>
       </w:r>
     </w:p>
@@ -2112,30 +3184,150 @@
       </w:r>
     </w:p>
     <w:p>
-      <w:r>
-        <w:t>The reviewers agree on two of three examples, but that fraction does not decide which definition to keep. The documented policy decides the equality case. Repairing A’s implementation aligns its labels with the agreed meaning. Rechecking 79 and 81 ensures the boundary fix preserves adjacent decisions.</w:t>
-      </w:r>
-    </w:p>
-    <w:p>
       <w:pPr>
         <w:pStyle w:val="Heading3"/>
       </w:pPr>
       <w:r>
+        <w:t>Why the result follows</w:t>
+      </w:r>
+    </w:p>
+    <w:p>
+      <w:pPr>
+        <w:spacing w:line="336" w:lineRule="auto" w:after="180"/>
+        <w:shd w:fill="F1F6FC"/>
+      </w:pPr>
+      <w:r>
+        <w:rPr>
+          <w:b w:val="0"/>
+        </w:rPr>
+        <w:t xml:space="preserve">The reviewers agree on two of three examples, but that fraction does not decide which definition to keep. The documented policy decides the equality case. Repairing A’s implementation aligns its </w:t>
+      </w:r>
+      <w:r>
+        <w:rPr>
+          <w:b/>
+        </w:rPr>
+        <w:t>label</w:t>
+      </w:r>
+      <w:r>
+        <w:rPr>
+          <w:b w:val="0"/>
+        </w:rPr>
+        <w:t>s with the agreed meaning.</w:t>
+      </w:r>
+    </w:p>
+    <w:p>
+      <w:pPr>
+        <w:spacing w:line="336" w:lineRule="auto" w:after="180"/>
+        <w:shd w:fill="F1F6FC"/>
+      </w:pPr>
+      <w:r>
+        <w:rPr>
+          <w:b w:val="0"/>
+        </w:rPr>
+        <w:t>Rechecking 79 and 81 ensures the boundary fix preserves adjacent decisions.</w:t>
+      </w:r>
+    </w:p>
+    <w:p>
+      <w:pPr>
+        <w:pStyle w:val="Heading3"/>
+      </w:pPr>
+      <w:r>
         <w:t>What this example does not establish</w:t>
       </w:r>
     </w:p>
     <w:p>
-      <w:r>
-        <w:t>A shared definition improves consistency but does not prove the category captures every learner’s needs.</w:t>
-      </w:r>
-    </w:p>
-    <w:p>
-      <w:r>
-        <w:t>Read the labelled picture: Why can we not resolve the disagreement merely by taking a majority of reviewers?</w:t>
-      </w:r>
-    </w:p>
-    <w:p>
-      <w:r>
+      <w:pPr>
+        <w:pStyle w:val="Heading3"/>
+      </w:pPr>
+      <w:r>
+        <w:t>Keep the stated limit</w:t>
+      </w:r>
+    </w:p>
+    <w:p>
+      <w:pPr>
+        <w:spacing w:line="336" w:lineRule="auto" w:after="180"/>
+        <w:shd w:fill="FFF5E6"/>
+      </w:pPr>
+      <w:r>
+        <w:rPr>
+          <w:b w:val="0"/>
+        </w:rPr>
+        <w:t xml:space="preserve">A shared definition improves consistency but does not prove the </w:t>
+      </w:r>
+      <w:r>
+        <w:rPr>
+          <w:b/>
+        </w:rPr>
+        <w:t>category</w:t>
+      </w:r>
+      <w:r>
+        <w:rPr>
+          <w:b w:val="0"/>
+        </w:rPr>
+        <w:t xml:space="preserve"> captures every learner’s needs.</w:t>
+      </w:r>
+    </w:p>
+    <w:p>
+      <w:pPr>
+        <w:pStyle w:val="Heading3"/>
+      </w:pPr>
+      <w:r>
+        <w:t>Keep the stated limit</w:t>
+      </w:r>
+    </w:p>
+    <w:p>
+      <w:pPr>
+        <w:spacing w:line="336" w:lineRule="auto" w:after="180"/>
+        <w:shd w:fill="FFF5E6"/>
+      </w:pPr>
+      <w:r>
+        <w:rPr>
+          <w:b w:val="0"/>
+        </w:rPr>
+        <w:t xml:space="preserve">Read the </w:t>
+      </w:r>
+      <w:r>
+        <w:rPr>
+          <w:b/>
+        </w:rPr>
+        <w:t>label</w:t>
+      </w:r>
+      <w:r>
+        <w:rPr>
+          <w:b w:val="0"/>
+        </w:rPr>
+        <w:t xml:space="preserve">led picture: Why can we not resolve the </w:t>
+      </w:r>
+      <w:r>
+        <w:rPr>
+          <w:b/>
+        </w:rPr>
+        <w:t>disagreement</w:t>
+      </w:r>
+      <w:r>
+        <w:rPr>
+          <w:b w:val="0"/>
+        </w:rPr>
+        <w:t xml:space="preserve"> merely by taking a majority of reviewers?</w:t>
+      </w:r>
+    </w:p>
+    <w:p>
+      <w:pPr>
+        <w:pStyle w:val="Heading3"/>
+      </w:pPr>
+      <w:r>
+        <w:t>Keep the stated limit</w:t>
+      </w:r>
+    </w:p>
+    <w:p>
+      <w:pPr>
+        <w:spacing w:line="336" w:lineRule="auto" w:after="180"/>
+        <w:shd w:fill="FFF5E6"/>
+      </w:pPr>
+      <w:r>
+        <w:rPr>
+          <w:b w:val="0"/>
+        </w:rPr>
         <w:t>Change one thing: Change the documented policy to fewer than 80 instead. Predict the result before checking the explanation. What remains the same?</w:t>
       </w:r>
     </w:p>
@@ -2149,17 +3341,61 @@
     </w:p>
     <w:p>
       <w:r>
+        <w:t>Find the unsupported step in the Operational Labels claim and explain a repair using the supplied evidence.</w:t>
+      </w:r>
+    </w:p>
+    <w:p>
+      <w:pPr>
+        <w:pStyle w:val="Heading3"/>
+      </w:pPr>
+      <w:r>
+        <w:t>Find the first error</w:t>
+      </w:r>
+    </w:p>
+    <w:p>
+      <w:pPr>
+        <w:spacing w:line="336" w:lineRule="auto" w:after="180"/>
+        <w:shd w:fill="FFF5E6"/>
+      </w:pPr>
+      <w:r>
+        <w:rPr>
+          <w:b w:val="0"/>
+        </w:rPr>
         <w:t>ERROR DETECTIVE</w:t>
       </w:r>
     </w:p>
     <w:p>
-      <w:r>
+      <w:pPr>
+        <w:spacing w:line="336" w:lineRule="auto" w:after="180"/>
+      </w:pPr>
+      <w:r>
+        <w:rPr>
+          <w:b w:val="0"/>
+        </w:rPr>
         <w:t>Compare → Diagnose → Repair</w:t>
       </w:r>
     </w:p>
     <w:p>
-      <w:r>
-        <w:t>Do not patch the answer. Find the earliest unsupported assumption, wrong step, or weak evidence.</w:t>
+      <w:pPr>
+        <w:spacing w:line="336" w:lineRule="auto" w:after="180"/>
+      </w:pPr>
+      <w:r>
+        <w:rPr>
+          <w:b w:val="0"/>
+        </w:rPr>
+        <w:t xml:space="preserve">Do not patch the answer. Find the earliest unsupported assumption, wrong step, or weak </w:t>
+      </w:r>
+      <w:r>
+        <w:rPr>
+          <w:b/>
+        </w:rPr>
+        <w:t>evidence</w:t>
+      </w:r>
+      <w:r>
+        <w:rPr>
+          <w:b w:val="0"/>
+        </w:rPr>
+        <w:t>.</w:t>
       </w:r>
     </w:p>
     <w:p>
@@ -2409,7 +3645,14 @@
       </w:tr>
     </w:tbl>
     <w:p>
-      <w:r>
+      <w:pPr>
+        <w:spacing w:line="336" w:lineRule="auto" w:after="180"/>
+        <w:shd w:fill="F5F1FB"/>
+      </w:pPr>
+      <w:r>
+        <w:rPr>
+          <w:b w:val="0"/>
+        </w:rPr>
         <w:t>Repair one cause. Why is this repair better than changing several things?</w:t>
       </w:r>
     </w:p>
@@ -2455,20 +3698,158 @@
       </w:r>
     </w:p>
     <w:p>
-      <w:r>
-        <w:t>If two annotators agree on four of six cards, we know that four assigned labels matched. We do not yet know whether those labels followed the guide. Both annotators might have made the same mistake. Check their reasoning against the criteria and, where necessary, the source record.</w:t>
-      </w:r>
-    </w:p>
-    <w:p>
-      <w:r>
-        <w:t>Even perfect agreement under our calendar policy would not prove that the room is really booked. It would only show agreement about whether the printed fields pass the specified checks. The policy itself may need changes for a real calendar. Record the policy version so examples labelled under different instructions are not mixed without review.</w:t>
-      </w:r>
-    </w:p>
-    <w:p>
       <w:pPr>
         <w:pStyle w:val="Heading3"/>
       </w:pPr>
       <w:r>
+        <w:t>Check the claim against the facts</w:t>
+      </w:r>
+    </w:p>
+    <w:p>
+      <w:pPr>
+        <w:spacing w:line="336" w:lineRule="auto" w:after="180"/>
+        <w:shd w:fill="FFF5E6"/>
+      </w:pPr>
+      <w:r>
+        <w:rPr>
+          <w:b w:val="0"/>
+        </w:rPr>
+        <w:t xml:space="preserve">If two </w:t>
+      </w:r>
+      <w:r>
+        <w:rPr>
+          <w:b/>
+        </w:rPr>
+        <w:t>annotator</w:t>
+      </w:r>
+      <w:r>
+        <w:rPr>
+          <w:b w:val="0"/>
+        </w:rPr>
+        <w:t xml:space="preserve">s agree on four of six cards, we know that four assigned </w:t>
+      </w:r>
+      <w:r>
+        <w:rPr>
+          <w:b/>
+        </w:rPr>
+        <w:t>label</w:t>
+      </w:r>
+      <w:r>
+        <w:rPr>
+          <w:b w:val="0"/>
+        </w:rPr>
+        <w:t xml:space="preserve">s matched. We do not yet know whether those </w:t>
+      </w:r>
+      <w:r>
+        <w:rPr>
+          <w:b/>
+        </w:rPr>
+        <w:t>label</w:t>
+      </w:r>
+      <w:r>
+        <w:rPr>
+          <w:b w:val="0"/>
+        </w:rPr>
+        <w:t xml:space="preserve">s followed the guide. Both </w:t>
+      </w:r>
+      <w:r>
+        <w:rPr>
+          <w:b/>
+        </w:rPr>
+        <w:t>annotator</w:t>
+      </w:r>
+      <w:r>
+        <w:rPr>
+          <w:b w:val="0"/>
+        </w:rPr>
+        <w:t>s might have made the same mistake.</w:t>
+      </w:r>
+    </w:p>
+    <w:p>
+      <w:pPr>
+        <w:spacing w:line="336" w:lineRule="auto" w:after="180"/>
+        <w:shd w:fill="FFF5E6"/>
+      </w:pPr>
+      <w:r>
+        <w:rPr>
+          <w:b w:val="0"/>
+        </w:rPr>
+        <w:t>Check their reasoning against the criteria and, where necessary, the source record.</w:t>
+      </w:r>
+    </w:p>
+    <w:p>
+      <w:pPr>
+        <w:pStyle w:val="Heading3"/>
+      </w:pPr>
+      <w:r>
+        <w:t>Check the claim against the facts</w:t>
+      </w:r>
+    </w:p>
+    <w:p>
+      <w:pPr>
+        <w:spacing w:line="336" w:lineRule="auto" w:after="180"/>
+        <w:shd w:fill="FFF5E6"/>
+      </w:pPr>
+      <w:r>
+        <w:rPr>
+          <w:b w:val="0"/>
+        </w:rPr>
+        <w:t xml:space="preserve">Even perfect </w:t>
+      </w:r>
+      <w:r>
+        <w:rPr>
+          <w:b/>
+        </w:rPr>
+        <w:t>agreement</w:t>
+      </w:r>
+      <w:r>
+        <w:rPr>
+          <w:b w:val="0"/>
+        </w:rPr>
+        <w:t xml:space="preserve"> under our calendar policy would not prove that the room is really booked. It would only show </w:t>
+      </w:r>
+      <w:r>
+        <w:rPr>
+          <w:b/>
+        </w:rPr>
+        <w:t>agreement</w:t>
+      </w:r>
+      <w:r>
+        <w:rPr>
+          <w:b w:val="0"/>
+        </w:rPr>
+        <w:t xml:space="preserve"> about whether the printed fields pass the specified checks.</w:t>
+      </w:r>
+    </w:p>
+    <w:p>
+      <w:pPr>
+        <w:spacing w:line="336" w:lineRule="auto" w:after="180"/>
+        <w:shd w:fill="FFF5E6"/>
+      </w:pPr>
+      <w:r>
+        <w:rPr>
+          <w:b w:val="0"/>
+        </w:rPr>
+        <w:t xml:space="preserve">The policy itself may need changes for a real calendar. Record the policy version so examples </w:t>
+      </w:r>
+      <w:r>
+        <w:rPr>
+          <w:b/>
+        </w:rPr>
+        <w:t>label</w:t>
+      </w:r>
+      <w:r>
+        <w:rPr>
+          <w:b w:val="0"/>
+        </w:rPr>
+        <w:t>led under different instructions are not mixed without review.</w:t>
+      </w:r>
+    </w:p>
+    <w:p>
+      <w:pPr>
+        <w:pStyle w:val="Heading3"/>
+      </w:pPr>
+      <w:r>
         <w:t>Two people label every card ready. Explain why their agreement alone does not establish correct labels or confirm the events</w:t>
       </w:r>
     </w:p>
@@ -2502,16 +3883,39 @@
     </w:p>
     <w:p>
       <w:r>
+        <w:t>Practise Operational Labels with support, then explain the deciding step in your own words.</w:t>
+      </w:r>
+    </w:p>
+    <w:p>
+      <w:pPr>
+        <w:spacing w:line="336" w:lineRule="auto" w:after="180"/>
+      </w:pPr>
+      <w:r>
+        <w:rPr>
+          <w:b/>
+        </w:rPr>
         <w:t>LOGIC STUDIO</w:t>
       </w:r>
     </w:p>
     <w:p>
-      <w:r>
+      <w:pPr>
+        <w:spacing w:line="336" w:lineRule="auto" w:after="180"/>
+      </w:pPr>
+      <w:r>
+        <w:rPr>
+          <w:b w:val="0"/>
+        </w:rPr>
         <w:t>Trace Before You Run</w:t>
       </w:r>
     </w:p>
     <w:p>
-      <w:r>
+      <w:pPr>
+        <w:spacing w:line="336" w:lineRule="auto" w:after="180"/>
+      </w:pPr>
+      <w:r>
+        <w:rPr>
+          <w:b w:val="0"/>
+        </w:rPr>
         <w:t>Block code, pseudocode, tables, and diagrams are different ways to expose the same reasoning.</w:t>
       </w:r>
     </w:p>
@@ -2552,8 +3956,26 @@
       </w:r>
     </w:p>
     <w:p>
-      <w:r>
-        <w:t>SET evidence_record</w:t>
+      <w:pPr>
+        <w:spacing w:line="336" w:lineRule="auto" w:after="180"/>
+      </w:pPr>
+      <w:r>
+        <w:rPr>
+          <w:b w:val="0"/>
+        </w:rPr>
+        <w:t xml:space="preserve">SET </w:t>
+      </w:r>
+      <w:r>
+        <w:rPr>
+          <w:b/>
+        </w:rPr>
+        <w:t>evidence</w:t>
+      </w:r>
+      <w:r>
+        <w:rPr>
+          <w:b w:val="0"/>
+        </w:rPr>
+        <w:t>_record</w:t>
         <w:br/>
         <w:t>PREDICT expected_result</w:t>
         <w:br/>
@@ -2567,8 +3989,27 @@
       </w:r>
     </w:p>
     <w:p>
-      <w:r>
-        <w:t>Trace one input. Which line changes the state or chooses a path?</w:t>
+      <w:pPr>
+        <w:spacing w:line="336" w:lineRule="auto" w:after="180"/>
+        <w:shd w:fill="F5F1FB"/>
+      </w:pPr>
+      <w:r>
+        <w:rPr>
+          <w:b w:val="0"/>
+        </w:rPr>
+        <w:t xml:space="preserve">Trace one </w:t>
+      </w:r>
+      <w:r>
+        <w:rPr>
+          <w:b/>
+        </w:rPr>
+        <w:t>input</w:t>
+      </w:r>
+      <w:r>
+        <w:rPr>
+          <w:b w:val="0"/>
+        </w:rPr>
+        <w:t>. Which line changes the state or chooses a path?</w:t>
       </w:r>
     </w:p>
     <w:p>
@@ -2613,8 +4054,73 @@
       </w:r>
     </w:p>
     <w:p>
-      <w:r>
-        <w:t>Mina labels day 30, room B as ready; Theo labels it revise because he thought the range stopped before 30. The disagreement points to a boundary interpretation. The guide says including both endpoints, so 30 passes. The appropriate repair is to clarify and practise the inclusive boundary, not to change the label merely because one student is more confident.</w:t>
+      <w:pPr>
+        <w:spacing w:line="336" w:lineRule="auto" w:after="180"/>
+      </w:pPr>
+      <w:r>
+        <w:rPr>
+          <w:b w:val="0"/>
+        </w:rPr>
+        <w:t xml:space="preserve">Mina </w:t>
+      </w:r>
+      <w:r>
+        <w:rPr>
+          <w:b/>
+        </w:rPr>
+        <w:t>label</w:t>
+      </w:r>
+      <w:r>
+        <w:rPr>
+          <w:b w:val="0"/>
+        </w:rPr>
+        <w:t xml:space="preserve">s day 30, room B as ready; Theo </w:t>
+      </w:r>
+      <w:r>
+        <w:rPr>
+          <w:b/>
+        </w:rPr>
+        <w:t>label</w:t>
+      </w:r>
+      <w:r>
+        <w:rPr>
+          <w:b w:val="0"/>
+        </w:rPr>
+        <w:t xml:space="preserve">s it revise because he thought the range stopped before 30. The </w:t>
+      </w:r>
+      <w:r>
+        <w:rPr>
+          <w:b/>
+        </w:rPr>
+        <w:t>disagreement</w:t>
+      </w:r>
+      <w:r>
+        <w:rPr>
+          <w:b w:val="0"/>
+        </w:rPr>
+        <w:t xml:space="preserve"> points to a boundary interpretation. The guide says including both endpoints, so 30 passes.</w:t>
+      </w:r>
+    </w:p>
+    <w:p>
+      <w:pPr>
+        <w:spacing w:line="336" w:lineRule="auto" w:after="180"/>
+      </w:pPr>
+      <w:r>
+        <w:rPr>
+          <w:b w:val="0"/>
+        </w:rPr>
+        <w:t xml:space="preserve">The appropriate repair is to clarify and practise the inclusive boundary, not to change the </w:t>
+      </w:r>
+      <w:r>
+        <w:rPr>
+          <w:b/>
+        </w:rPr>
+        <w:t>label</w:t>
+      </w:r>
+      <w:r>
+        <w:rPr>
+          <w:b w:val="0"/>
+        </w:rPr>
+        <w:t xml:space="preserve"> merely because one student is more confident.</w:t>
       </w:r>
     </w:p>
     <w:p>
@@ -2656,8 +4162,85 @@
       </w:r>
     </w:p>
     <w:p>
-      <w:r>
-        <w:t>Ask annotators to label examples independently before comparing. If they copy one another, agreement no longer tells us whether the guide can be applied independently. Keep the original labels and reasons when discussing differences, then record any corrected labels separately.</w:t>
+      <w:pPr>
+        <w:spacing w:line="336" w:lineRule="auto" w:after="180"/>
+      </w:pPr>
+      <w:r>
+        <w:rPr>
+          <w:b w:val="0"/>
+        </w:rPr>
+        <w:t xml:space="preserve">Ask </w:t>
+      </w:r>
+      <w:r>
+        <w:rPr>
+          <w:b/>
+        </w:rPr>
+        <w:t>annotator</w:t>
+      </w:r>
+      <w:r>
+        <w:rPr>
+          <w:b w:val="0"/>
+        </w:rPr>
+        <w:t xml:space="preserve">s to </w:t>
+      </w:r>
+      <w:r>
+        <w:rPr>
+          <w:b/>
+        </w:rPr>
+        <w:t>label</w:t>
+      </w:r>
+      <w:r>
+        <w:rPr>
+          <w:b w:val="0"/>
+        </w:rPr>
+        <w:t xml:space="preserve"> examples independently before comparing. If they copy one another, </w:t>
+      </w:r>
+      <w:r>
+        <w:rPr>
+          <w:b/>
+        </w:rPr>
+        <w:t>agreement</w:t>
+      </w:r>
+      <w:r>
+        <w:rPr>
+          <w:b w:val="0"/>
+        </w:rPr>
+        <w:t xml:space="preserve"> no longer tells us whether the guide can be applied independently.</w:t>
+      </w:r>
+    </w:p>
+    <w:p>
+      <w:pPr>
+        <w:spacing w:line="336" w:lineRule="auto" w:after="180"/>
+      </w:pPr>
+      <w:r>
+        <w:rPr>
+          <w:b w:val="0"/>
+        </w:rPr>
+        <w:t xml:space="preserve">Keep the original </w:t>
+      </w:r>
+      <w:r>
+        <w:rPr>
+          <w:b/>
+        </w:rPr>
+        <w:t>label</w:t>
+      </w:r>
+      <w:r>
+        <w:rPr>
+          <w:b w:val="0"/>
+        </w:rPr>
+        <w:t xml:space="preserve">s and reasons when discussing differences, then record any corrected </w:t>
+      </w:r>
+      <w:r>
+        <w:rPr>
+          <w:b/>
+        </w:rPr>
+        <w:t>label</w:t>
+      </w:r>
+      <w:r>
+        <w:rPr>
+          <w:b w:val="0"/>
+        </w:rPr>
+        <w:t>s separately.</w:t>
       </w:r>
     </w:p>
     <w:p>
@@ -2669,8 +4252,38 @@
       </w:r>
     </w:p>
     <w:p>
-      <w:r>
-        <w:t>Use workbook W2 for the connected example “Categories and operational labels”. First fill the input and rule boxes. Try the middle steps before asking for a hint. After a hint, try the next step yourself.</w:t>
+      <w:pPr>
+        <w:spacing w:line="336" w:lineRule="auto" w:after="180"/>
+      </w:pPr>
+      <w:r>
+        <w:rPr>
+          <w:b w:val="0"/>
+        </w:rPr>
+        <w:t xml:space="preserve">Use workbook W2 for the connected example “Categories and operational </w:t>
+      </w:r>
+      <w:r>
+        <w:rPr>
+          <w:b/>
+        </w:rPr>
+        <w:t>label</w:t>
+      </w:r>
+      <w:r>
+        <w:rPr>
+          <w:b w:val="0"/>
+        </w:rPr>
+        <w:t xml:space="preserve">s”. First fill the </w:t>
+      </w:r>
+      <w:r>
+        <w:rPr>
+          <w:b/>
+        </w:rPr>
+        <w:t>input</w:t>
+      </w:r>
+      <w:r>
+        <w:rPr>
+          <w:b w:val="0"/>
+        </w:rPr>
+        <w:t xml:space="preserve"> and rule boxes. Try the middle steps before asking for a hint. After a hint, try the next step yourself.</w:t>
       </w:r>
     </w:p>
     <w:tbl>
@@ -2753,7 +4366,13 @@
       </w:tr>
     </w:tbl>
     <w:p>
-      <w:r>
+      <w:pPr>
+        <w:spacing w:line="336" w:lineRule="auto" w:after="180"/>
+      </w:pPr>
+      <w:r>
+        <w:rPr>
+          <w:b w:val="0"/>
+        </w:rPr>
         <w:t>Explain your trace to a partner. Your partner points to one step to check. Swap roles on the next case. Each person writes their own explanation.</w:t>
       </w:r>
     </w:p>
@@ -2766,12 +4385,47 @@
       </w:r>
     </w:p>
     <w:p>
-      <w:r>
-        <w:t>Use the worked case for Categories and operational labels. Proposed explanation: “A blank is the same as a failing value”. Decide whether this explanation is supported. Point to the step or supplied fact that decides; explain your repair if needed.</w:t>
-      </w:r>
-    </w:p>
-    <w:p>
-      <w:r>
+      <w:pPr>
+        <w:spacing w:line="336" w:lineRule="auto" w:after="180"/>
+      </w:pPr>
+      <w:r>
+        <w:rPr>
+          <w:b w:val="0"/>
+        </w:rPr>
+        <w:t xml:space="preserve">Use the worked case for Categories and operational </w:t>
+      </w:r>
+      <w:r>
+        <w:rPr>
+          <w:b/>
+        </w:rPr>
+        <w:t>label</w:t>
+      </w:r>
+      <w:r>
+        <w:rPr>
+          <w:b w:val="0"/>
+        </w:rPr>
+        <w:t>s. Proposed explanation: “A blank is the same as a failing value”. Decide whether this explanation is supported.</w:t>
+      </w:r>
+    </w:p>
+    <w:p>
+      <w:pPr>
+        <w:spacing w:line="336" w:lineRule="auto" w:after="180"/>
+      </w:pPr>
+      <w:r>
+        <w:rPr>
+          <w:b w:val="0"/>
+        </w:rPr>
+        <w:t>Point to the step or supplied fact that decides; explain your repair if needed.</w:t>
+      </w:r>
+    </w:p>
+    <w:p>
+      <w:pPr>
+        <w:spacing w:line="336" w:lineRule="auto" w:after="180"/>
+      </w:pPr>
+      <w:r>
+        <w:rPr>
+          <w:b w:val="0"/>
+        </w:rPr>
         <w:t>Answer on your own before discussion. If you are unsure, say which step you need help with.</w:t>
       </w:r>
     </w:p>
@@ -2784,8 +4438,27 @@
       </w:r>
     </w:p>
     <w:p>
-      <w:r>
-        <w:t>Why can we not resolve the disagreement merely by taking a majority of reviewers?</w:t>
+      <w:pPr>
+        <w:spacing w:line="336" w:lineRule="auto" w:after="180"/>
+        <w:shd w:fill="F5F1FB"/>
+      </w:pPr>
+      <w:r>
+        <w:rPr>
+          <w:b w:val="0"/>
+        </w:rPr>
+        <w:t xml:space="preserve">Why can we not resolve the </w:t>
+      </w:r>
+      <w:r>
+        <w:rPr>
+          <w:b/>
+        </w:rPr>
+        <w:t>disagreement</w:t>
+      </w:r>
+      <w:r>
+        <w:rPr>
+          <w:b w:val="0"/>
+        </w:rPr>
+        <w:t xml:space="preserve"> merely by taking a majority of reviewers?</w:t>
       </w:r>
     </w:p>
     <w:p>
@@ -2817,7 +4490,13 @@
       </w:r>
     </w:p>
     <w:p>
-      <w:r>
+      <w:pPr>
+        <w:spacing w:line="336" w:lineRule="auto" w:after="180"/>
+      </w:pPr>
+      <w:r>
+        <w:rPr>
+          <w:b w:val="0"/>
+        </w:rPr>
         <w:t>This is supported practice. Keep the separately named independent case for an attempt before feedback.</w:t>
       </w:r>
     </w:p>
@@ -2831,16 +4510,45 @@
     </w:p>
     <w:p>
       <w:r>
-        <w:t>EVIDENCE LAB</w:t>
-      </w:r>
-    </w:p>
-    <w:p>
-      <w:r>
+        <w:t>Investigate Operational Labels. Record the prediction, actual observation or labelled paper trace, explanation and next test separately.</w:t>
+      </w:r>
+    </w:p>
+    <w:p>
+      <w:pPr>
+        <w:spacing w:line="336" w:lineRule="auto" w:after="180"/>
+      </w:pPr>
+      <w:r>
+        <w:rPr>
+          <w:b/>
+        </w:rPr>
+        <w:t>EVIDENCE</w:t>
+      </w:r>
+      <w:r>
+        <w:rPr>
+          <w:b/>
+        </w:rPr>
+        <w:t xml:space="preserve"> LAB</w:t>
+      </w:r>
+    </w:p>
+    <w:p>
+      <w:pPr>
+        <w:spacing w:line="336" w:lineRule="auto" w:after="180"/>
+      </w:pPr>
+      <w:r>
+        <w:rPr>
+          <w:b w:val="0"/>
+        </w:rPr>
         <w:t>Predict → Test → Record → Explain</w:t>
       </w:r>
     </w:p>
     <w:p>
-      <w:r>
+      <w:pPr>
+        <w:spacing w:line="336" w:lineRule="auto" w:after="180"/>
+      </w:pPr>
+      <w:r>
+        <w:rPr>
+          <w:b w:val="0"/>
+        </w:rPr>
         <w:t>Keep expected and actual results separate. Surprises are useful data when recorded honestly.</w:t>
       </w:r>
     </w:p>
@@ -2881,8 +4589,38 @@
       </w:r>
     </w:p>
     <w:p>
-      <w:r>
-        <w:t>Pairs label the same cards independently, compare, calculate matches/total, discuss disagreements, and revise only the unclear rule.</w:t>
+      <w:pPr>
+        <w:spacing w:line="336" w:lineRule="auto" w:after="180"/>
+      </w:pPr>
+      <w:r>
+        <w:rPr>
+          <w:b w:val="0"/>
+        </w:rPr>
+        <w:t xml:space="preserve">Pairs </w:t>
+      </w:r>
+      <w:r>
+        <w:rPr>
+          <w:b/>
+        </w:rPr>
+        <w:t>label</w:t>
+      </w:r>
+      <w:r>
+        <w:rPr>
+          <w:b w:val="0"/>
+        </w:rPr>
+        <w:t xml:space="preserve"> the same cards independently, compare, calculate matches/total, discuss </w:t>
+      </w:r>
+      <w:r>
+        <w:rPr>
+          <w:b/>
+        </w:rPr>
+        <w:t>disagreement</w:t>
+      </w:r>
+      <w:r>
+        <w:rPr>
+          <w:b w:val="0"/>
+        </w:rPr>
+        <w:t>s, and revise only the unclear rule.</w:t>
       </w:r>
     </w:p>
     <w:tbl>
@@ -3131,7 +4869,14 @@
       </w:tr>
     </w:tbl>
     <w:p>
-      <w:r>
+      <w:pPr>
+        <w:spacing w:line="336" w:lineRule="auto" w:after="180"/>
+        <w:shd w:fill="F5F1FB"/>
+      </w:pPr>
+      <w:r>
+        <w:rPr>
+          <w:b w:val="0"/>
+        </w:rPr>
         <w:t>What did the hardest test teach you that the normal test did not?</w:t>
       </w:r>
     </w:p>
@@ -3177,7 +4922,13 @@
       </w:r>
     </w:p>
     <w:p>
-      <w:r>
+      <w:pPr>
+        <w:spacing w:line="336" w:lineRule="auto" w:after="180"/>
+      </w:pPr>
+      <w:r>
+        <w:rPr>
+          <w:b w:val="0"/>
+        </w:rPr>
         <w:t>Before trying: what do I expect, and why? While trying: which step could first go wrong? Afterwards: what did I actually observe, and what should change? Keep “not run” if you only traced the procedure.</w:t>
       </w:r>
     </w:p>
@@ -3191,17 +4942,52 @@
     </w:p>
     <w:p>
       <w:r>
+        <w:t>Move from recall to tracing, diagnosis and transfer in Operational Labels. Explain why each step is justified.</w:t>
+      </w:r>
+    </w:p>
+    <w:p>
+      <w:pPr>
+        <w:spacing w:line="336" w:lineRule="auto" w:after="180"/>
+      </w:pPr>
+      <w:r>
+        <w:rPr>
+          <w:b/>
+        </w:rPr>
         <w:t>MASTERY</w:t>
       </w:r>
     </w:p>
     <w:p>
-      <w:r>
+      <w:pPr>
+        <w:spacing w:line="336" w:lineRule="auto" w:after="180"/>
+      </w:pPr>
+      <w:r>
+        <w:rPr>
+          <w:b w:val="0"/>
+        </w:rPr>
         <w:t>From Knowing the Word to Owning the Idea</w:t>
       </w:r>
     </w:p>
     <w:p>
-      <w:r>
-        <w:t>Move upward only when you can produce evidence without copying the worked example.</w:t>
+      <w:pPr>
+        <w:spacing w:line="336" w:lineRule="auto" w:after="180"/>
+      </w:pPr>
+      <w:r>
+        <w:rPr>
+          <w:b w:val="0"/>
+        </w:rPr>
+        <w:t xml:space="preserve">Move upward only when you can produce </w:t>
+      </w:r>
+      <w:r>
+        <w:rPr>
+          <w:b/>
+        </w:rPr>
+        <w:t>evidence</w:t>
+      </w:r>
+      <w:r>
+        <w:rPr>
+          <w:b w:val="0"/>
+        </w:rPr>
+        <w:t xml:space="preserve"> without copying the worked example.</w:t>
       </w:r>
     </w:p>
     <w:p>
@@ -3241,33 +5027,93 @@
       </w:r>
     </w:p>
     <w:p>
-      <w:r>
+      <w:pPr>
+        <w:spacing w:line="336" w:lineRule="auto" w:after="180"/>
+      </w:pPr>
+      <w:r>
+        <w:rPr>
+          <w:b w:val="0"/>
+        </w:rPr>
         <w:t>1 • NAME: Define the concept without repeating the textbook.</w:t>
       </w:r>
     </w:p>
     <w:p>
-      <w:r>
-        <w:t>2 • TRACE: Show the information, state, branch, calculation, or evidence path.</w:t>
-      </w:r>
-    </w:p>
-    <w:p>
-      <w:r>
+      <w:pPr>
+        <w:spacing w:line="336" w:lineRule="auto" w:after="180"/>
+      </w:pPr>
+      <w:r>
+        <w:rPr>
+          <w:b w:val="0"/>
+        </w:rPr>
+        <w:t xml:space="preserve">2 • TRACE: Show the information, state, branch, calculation, or </w:t>
+      </w:r>
+      <w:r>
+        <w:rPr>
+          <w:b/>
+        </w:rPr>
+        <w:t>evidence</w:t>
+      </w:r>
+      <w:r>
+        <w:rPr>
+          <w:b w:val="0"/>
+        </w:rPr>
+        <w:t xml:space="preserve"> path.</w:t>
+      </w:r>
+    </w:p>
+    <w:p>
+      <w:pPr>
+        <w:spacing w:line="336" w:lineRule="auto" w:after="180"/>
+      </w:pPr>
+      <w:r>
+        <w:rPr>
+          <w:b w:val="0"/>
+        </w:rPr>
         <w:t>3 • APPLY: Solve a different example independently.</w:t>
       </w:r>
     </w:p>
     <w:p>
-      <w:r>
+      <w:pPr>
+        <w:spacing w:line="336" w:lineRule="auto" w:after="180"/>
+      </w:pPr>
+      <w:r>
+        <w:rPr>
+          <w:b w:val="0"/>
+        </w:rPr>
         <w:t>4 • CHALLENGE: Find a boundary case, counterexample, or unfair outcome.</w:t>
       </w:r>
     </w:p>
     <w:p>
-      <w:r>
+      <w:pPr>
+        <w:spacing w:line="336" w:lineRule="auto" w:after="180"/>
+      </w:pPr>
+      <w:r>
+        <w:rPr>
+          <w:b w:val="0"/>
+        </w:rPr>
         <w:t>5 • EXPLAIN LIMITS: Say when the result should not be trusted or used alone.</w:t>
       </w:r>
     </w:p>
     <w:p>
-      <w:r>
-        <w:t>My strongest evidence of independent understanding:</w:t>
+      <w:pPr>
+        <w:spacing w:line="336" w:lineRule="auto" w:after="180"/>
+      </w:pPr>
+      <w:r>
+        <w:rPr>
+          <w:b w:val="0"/>
+        </w:rPr>
+        <w:t xml:space="preserve">My strongest </w:t>
+      </w:r>
+      <w:r>
+        <w:rPr>
+          <w:b/>
+        </w:rPr>
+        <w:t>evidence</w:t>
+      </w:r>
+      <w:r>
+        <w:rPr>
+          <w:b w:val="0"/>
+        </w:rPr>
+        <w:t xml:space="preserve"> of independent understanding:</w:t>
       </w:r>
     </w:p>
     <w:p>
@@ -3313,16 +5159,39 @@
     </w:p>
     <w:p>
       <w:r>
+        <w:t>Apply this week’s idea to Transparent Book Recommender. Keep an annotated decision and the evidence supporting it.</w:t>
+      </w:r>
+    </w:p>
+    <w:p>
+      <w:pPr>
+        <w:spacing w:line="336" w:lineRule="auto" w:after="180"/>
+      </w:pPr>
+      <w:r>
+        <w:rPr>
+          <w:b/>
+        </w:rPr>
         <w:t>CUMULATIVE PROJECT</w:t>
       </w:r>
     </w:p>
     <w:p>
-      <w:r>
+      <w:pPr>
+        <w:spacing w:line="336" w:lineRule="auto" w:after="180"/>
+      </w:pPr>
+      <w:r>
+        <w:rPr>
+          <w:b w:val="0"/>
+        </w:rPr>
         <w:t>Transparent Book Recommender</w:t>
       </w:r>
     </w:p>
     <w:p>
-      <w:r>
+      <w:pPr>
+        <w:spacing w:line="336" w:lineRule="auto" w:after="180"/>
+      </w:pPr>
+      <w:r>
+        <w:rPr>
+          <w:b w:val="0"/>
+        </w:rPr>
         <w:t>Every week adds one inspectable piece. The system must show how it reached a result.</w:t>
       </w:r>
     </w:p>
@@ -3363,17 +5232,75 @@
       </w:r>
     </w:p>
     <w:p>
-      <w:r>
-        <w:t>THIS WEEK’S CHECKPOINT  Define ‘good match’ before training or evaluating the recommender.</w:t>
-      </w:r>
-    </w:p>
-    <w:p>
-      <w:r>
-        <w:t>SYSTEM MAP  Reader need → allowed inputs → transparent rule or score → ranked candidates → explanation → test record → human decision</w:t>
-      </w:r>
-    </w:p>
-    <w:p>
-      <w:r>
+      <w:pPr>
+        <w:spacing w:line="336" w:lineRule="auto" w:after="180"/>
+      </w:pPr>
+      <w:r>
+        <w:rPr>
+          <w:b w:val="0"/>
+        </w:rPr>
+        <w:t xml:space="preserve">THIS WEEK’S CHECKPOINT  Define ‘good match’ before </w:t>
+      </w:r>
+      <w:r>
+        <w:rPr>
+          <w:b/>
+        </w:rPr>
+        <w:t>training</w:t>
+      </w:r>
+      <w:r>
+        <w:rPr>
+          <w:b w:val="0"/>
+        </w:rPr>
+        <w:t xml:space="preserve"> or evaluating the recommender.</w:t>
+      </w:r>
+    </w:p>
+    <w:p>
+      <w:pPr>
+        <w:pStyle w:val="Heading3"/>
+      </w:pPr>
+      <w:r>
+        <w:t>Trace the system</w:t>
+      </w:r>
+    </w:p>
+    <w:p>
+      <w:pPr>
+        <w:spacing w:line="336" w:lineRule="auto" w:after="180"/>
+        <w:shd w:fill="EDF7F3"/>
+      </w:pPr>
+      <w:r>
+        <w:rPr>
+          <w:b w:val="0"/>
+        </w:rPr>
+        <w:t xml:space="preserve">SYSTEM MAP  Reader need → allowed </w:t>
+      </w:r>
+      <w:r>
+        <w:rPr>
+          <w:b/>
+        </w:rPr>
+        <w:t>input</w:t>
+      </w:r>
+      <w:r>
+        <w:rPr>
+          <w:b w:val="0"/>
+        </w:rPr>
+        <w:t xml:space="preserve">s → transparent rule or score → ranked candidates → explanation → test record → </w:t>
+      </w:r>
+      <w:r>
+        <w:rPr>
+          <w:b/>
+        </w:rPr>
+        <w:t>human decision</w:t>
+      </w:r>
+    </w:p>
+    <w:p>
+      <w:pPr>
+        <w:spacing w:line="336" w:lineRule="auto" w:after="180"/>
+        <w:shd w:fill="F5F1FB"/>
+      </w:pPr>
+      <w:r>
+        <w:rPr>
+          <w:b w:val="0"/>
+        </w:rPr>
         <w:t>What will you add, change, or verify in the project this week?</w:t>
       </w:r>
     </w:p>
@@ -3411,8 +5338,27 @@
       </w:r>
     </w:p>
     <w:p>
-      <w:r>
-        <w:t>What should remain under human control?</w:t>
+      <w:pPr>
+        <w:spacing w:line="336" w:lineRule="auto" w:after="180"/>
+        <w:shd w:fill="F5F1FB"/>
+      </w:pPr>
+      <w:r>
+        <w:rPr>
+          <w:b w:val="0"/>
+        </w:rPr>
+        <w:t xml:space="preserve">What should remain under </w:t>
+      </w:r>
+      <w:r>
+        <w:rPr>
+          <w:b/>
+        </w:rPr>
+        <w:t>human control</w:t>
+      </w:r>
+      <w:r>
+        <w:rPr>
+          <w:b w:val="0"/>
+        </w:rPr>
+        <w:t>?</w:t>
       </w:r>
     </w:p>
     <w:p>
@@ -3449,7 +5395,22 @@
       </w:r>
     </w:p>
     <w:p>
-      <w:r>
+      <w:pPr>
+        <w:pStyle w:val="Heading3"/>
+      </w:pPr>
+      <w:r>
+        <w:t>Responsible design</w:t>
+      </w:r>
+    </w:p>
+    <w:p>
+      <w:pPr>
+        <w:spacing w:line="336" w:lineRule="auto" w:after="180"/>
+        <w:shd w:fill="FFF5E6"/>
+      </w:pPr>
+      <w:r>
+        <w:rPr>
+          <w:b w:val="0"/>
+        </w:rPr>
         <w:t>RESPONSIBLE DESIGN  Collect only necessary information. Show uncertainty and limits. Never confuse a ranking with a fact about a person.</w:t>
       </w:r>
     </w:p>
@@ -3462,8 +5423,26 @@
       </w:r>
     </w:p>
     <w:p>
-      <w:r>
-        <w:t>Give Transparent Book Recommender metadata labels explicit definitions and boundary examples for reviewers.</w:t>
+      <w:pPr>
+        <w:spacing w:line="336" w:lineRule="auto" w:after="180"/>
+      </w:pPr>
+      <w:r>
+        <w:rPr>
+          <w:b w:val="0"/>
+        </w:rPr>
+        <w:t xml:space="preserve">Give Transparent Book Recommender metadata </w:t>
+      </w:r>
+      <w:r>
+        <w:rPr>
+          <w:b/>
+        </w:rPr>
+        <w:t>label</w:t>
+      </w:r>
+      <w:r>
+        <w:rPr>
+          <w:b w:val="0"/>
+        </w:rPr>
+        <w:t>s explicit definitions and boundary examples for reviewers.</w:t>
       </w:r>
     </w:p>
     <w:p>
@@ -3476,16 +5455,48 @@
     </w:p>
     <w:p>
       <w:r>
+        <w:t>Use a genuinely new case for independent evidence. Previously discussed examples remain practice; use the separately named independent case before feedback.</w:t>
+      </w:r>
+    </w:p>
+    <w:p>
+      <w:pPr>
+        <w:pStyle w:val="Heading3"/>
+      </w:pPr>
+      <w:r>
+        <w:t>Independent evidence</w:t>
+      </w:r>
+    </w:p>
+    <w:p>
+      <w:pPr>
+        <w:spacing w:line="336" w:lineRule="auto" w:after="180"/>
+        <w:shd w:fill="FFF5E6"/>
+      </w:pPr>
+      <w:r>
+        <w:rPr>
+          <w:b w:val="0"/>
+        </w:rPr>
         <w:t>INDEPENDENT MASTERY PROOF</w:t>
       </w:r>
     </w:p>
     <w:p>
-      <w:r>
+      <w:pPr>
+        <w:spacing w:line="336" w:lineRule="auto" w:after="180"/>
+      </w:pPr>
+      <w:r>
+        <w:rPr>
+          <w:b w:val="0"/>
+        </w:rPr>
         <w:t>Explain • Transfer • Test • Defend</w:t>
       </w:r>
     </w:p>
     <w:p>
-      <w:r>
+      <w:pPr>
+        <w:spacing w:line="336" w:lineRule="auto" w:after="180"/>
+      </w:pPr>
+      <w:r>
+        <w:rPr>
+          <w:b w:val="0"/>
+        </w:rPr>
         <w:t>Complete this page without copying the worked example. Your reasoning matters more than decoration.</w:t>
       </w:r>
     </w:p>
@@ -3526,12 +5537,34 @@
       </w:r>
     </w:p>
     <w:p>
-      <w:r>
+      <w:pPr>
+        <w:pStyle w:val="Heading3"/>
+      </w:pPr>
+      <w:r>
+        <w:t>Try a more demanding case</w:t>
+      </w:r>
+    </w:p>
+    <w:p>
+      <w:pPr>
+        <w:spacing w:line="336" w:lineRule="auto" w:after="180"/>
+        <w:shd w:fill="F5F1FB"/>
+      </w:pPr>
+      <w:r>
+        <w:rPr>
+          <w:b w:val="0"/>
+        </w:rPr>
         <w:t>CHALLENGE  Write and test definitions for ‘easy book’ and ‘hard book.’</w:t>
       </w:r>
     </w:p>
     <w:p>
-      <w:r>
+      <w:pPr>
+        <w:spacing w:line="336" w:lineRule="auto" w:after="180"/>
+        <w:shd w:fill="F4F9FC"/>
+      </w:pPr>
+      <w:r>
+        <w:rPr>
+          <w:b w:val="0"/>
+        </w:rPr>
         <w:t>1. My fresh example, trace, calculation, or design:</w:t>
       </w:r>
     </w:p>
@@ -3569,8 +5602,27 @@
       </w:r>
     </w:p>
     <w:p>
-      <w:r>
-        <w:t>2. My evidence that it works (include a boundary or missing-data case):</w:t>
+      <w:pPr>
+        <w:spacing w:line="336" w:lineRule="auto" w:after="180"/>
+        <w:shd w:fill="F4F9FC"/>
+      </w:pPr>
+      <w:r>
+        <w:rPr>
+          <w:b w:val="0"/>
+        </w:rPr>
+        <w:t xml:space="preserve">2. My </w:t>
+      </w:r>
+      <w:r>
+        <w:rPr>
+          <w:b/>
+        </w:rPr>
+        <w:t>evidence</w:t>
+      </w:r>
+      <w:r>
+        <w:rPr>
+          <w:b w:val="0"/>
+        </w:rPr>
+        <w:t xml:space="preserve"> that it works (include a boundary or missing-data case):</w:t>
       </w:r>
     </w:p>
     <w:p>
@@ -3607,7 +5659,14 @@
       </w:r>
     </w:p>
     <w:p>
-      <w:r>
+      <w:pPr>
+        <w:spacing w:line="336" w:lineRule="auto" w:after="180"/>
+        <w:shd w:fill="F4F9FC"/>
+      </w:pPr>
+      <w:r>
+        <w:rPr>
+          <w:b w:val="0"/>
+        </w:rPr>
         <w:t>3. One limitation, fairness concern, or situation needing human review:</w:t>
       </w:r>
     </w:p>
@@ -3645,8 +5704,47 @@
       </w:r>
     </w:p>
     <w:p>
-      <w:r>
-        <w:t>SELF-CHECK  □ I explained the mechanism  □ I used evidence  □ I tested a fresh case  □ I named a limitation  □ I can answer ‘why?’</w:t>
+      <w:pPr>
+        <w:pStyle w:val="Heading3"/>
+      </w:pPr>
+      <w:r>
+        <w:t>Check your explanation</w:t>
+      </w:r>
+    </w:p>
+    <w:p>
+      <w:pPr>
+        <w:spacing w:line="336" w:lineRule="auto" w:after="180"/>
+        <w:shd w:fill="F5F1FB"/>
+      </w:pPr>
+      <w:r>
+        <w:rPr>
+          <w:b w:val="0"/>
+        </w:rPr>
+        <w:t xml:space="preserve">SELF-CHECK  □ I explained the </w:t>
+      </w:r>
+      <w:r>
+        <w:rPr>
+          <w:b/>
+        </w:rPr>
+        <w:t>mechanism</w:t>
+      </w:r>
+      <w:r>
+        <w:rPr>
+          <w:b w:val="0"/>
+        </w:rPr>
+        <w:t xml:space="preserve">  □ I used </w:t>
+      </w:r>
+      <w:r>
+        <w:rPr>
+          <w:b/>
+        </w:rPr>
+        <w:t>evidence</w:t>
+      </w:r>
+      <w:r>
+        <w:rPr>
+          <w:b w:val="0"/>
+        </w:rPr>
+        <w:t xml:space="preserve">  □ I tested a fresh case  □ I named a limitation  □ I can answer ‘why?’</w:t>
       </w:r>
     </w:p>
     <w:p>
@@ -3658,6 +5756,11 @@
       </w:r>
     </w:p>
     <w:p>
+      <w:r>
+        <w:t>Revisit the complete Operational Labels case for supported practice. Repeated examples do not become fresh assessments.</w:t>
+      </w:r>
+    </w:p>
+    <w:p>
       <w:pPr>
         <w:pStyle w:val="Heading3"/>
       </w:pPr>
@@ -3666,7 +5769,13 @@
       </w:r>
     </w:p>
     <w:p>
-      <w:r>
+      <w:pPr>
+        <w:spacing w:line="336" w:lineRule="auto" w:after="180"/>
+      </w:pPr>
+      <w:r>
+        <w:rPr>
+          <w:b w:val="0"/>
+        </w:rPr>
         <w:t>Use the supplied details to practise the weekly concept before attempting the independent question. This case extends the illustrated lesson.</w:t>
       </w:r>
     </w:p>
@@ -3679,8 +5788,26 @@
       </w:r>
     </w:p>
     <w:p>
-      <w:r>
-        <w:t>Short means fewer than 100 pages. Two annotators disagree about a 100-page book.</w:t>
+      <w:pPr>
+        <w:spacing w:line="336" w:lineRule="auto" w:after="180"/>
+      </w:pPr>
+      <w:r>
+        <w:rPr>
+          <w:b w:val="0"/>
+        </w:rPr>
+        <w:t xml:space="preserve">Short means fewer than 100 pages. Two </w:t>
+      </w:r>
+      <w:r>
+        <w:rPr>
+          <w:b/>
+        </w:rPr>
+        <w:t>annotator</w:t>
+      </w:r>
+      <w:r>
+        <w:rPr>
+          <w:b w:val="0"/>
+        </w:rPr>
+        <w:t>s disagree about a 100-page book.</w:t>
       </w:r>
     </w:p>
     <w:p>
@@ -3692,8 +5819,26 @@
       </w:r>
     </w:p>
     <w:p>
-      <w:r>
-        <w:t>Resolve the label.</w:t>
+      <w:pPr>
+        <w:spacing w:line="336" w:lineRule="auto" w:after="180"/>
+      </w:pPr>
+      <w:r>
+        <w:rPr>
+          <w:b w:val="0"/>
+        </w:rPr>
+        <w:t xml:space="preserve">Resolve the </w:t>
+      </w:r>
+      <w:r>
+        <w:rPr>
+          <w:b/>
+        </w:rPr>
+        <w:t>label</w:t>
+      </w:r>
+      <w:r>
+        <w:rPr>
+          <w:b w:val="0"/>
+        </w:rPr>
+        <w:t>.</w:t>
       </w:r>
     </w:p>
     <w:p>
@@ -3705,8 +5850,26 @@
       </w:r>
     </w:p>
     <w:p>
-      <w:r>
-        <w:t>It is not Short under the stated definition. Agree operational boundaries before labelling.</w:t>
+      <w:pPr>
+        <w:spacing w:line="336" w:lineRule="auto" w:after="180"/>
+      </w:pPr>
+      <w:r>
+        <w:rPr>
+          <w:b w:val="0"/>
+        </w:rPr>
+        <w:t xml:space="preserve">It is not Short under the stated definition. Agree operational boundaries before </w:t>
+      </w:r>
+      <w:r>
+        <w:rPr>
+          <w:b/>
+        </w:rPr>
+        <w:t>label</w:t>
+      </w:r>
+      <w:r>
+        <w:rPr>
+          <w:b w:val="0"/>
+        </w:rPr>
+        <w:t>ling.</w:t>
       </w:r>
     </w:p>
     <w:p>
@@ -3718,7 +5881,14 @@
       </w:r>
     </w:p>
     <w:p>
-      <w:r>
+      <w:pPr>
+        <w:spacing w:line="336" w:lineRule="auto" w:after="180"/>
+        <w:shd w:fill="F5F1FB"/>
+      </w:pPr>
+      <w:r>
+        <w:rPr>
+          <w:b w:val="0"/>
+        </w:rPr>
         <w:t>Which detail supports the answer, and why does it matter?</w:t>
       </w:r>
     </w:p>
@@ -3874,18 +6044,72 @@
       </w:tr>
     </w:tbl>
     <w:p>
-      <w:r>
-        <w:t>Short means fewer than 100 pages. Two annotators disagree about a 100-page book.</w:t>
-      </w:r>
-    </w:p>
-    <w:p>
-      <w:r>
-        <w:t>Resolve the label.</w:t>
-      </w:r>
-    </w:p>
-    <w:p>
-      <w:r>
-        <w:t>It is not Short under the stated definition. Agree operational boundaries before labelling.</w:t>
+      <w:pPr>
+        <w:spacing w:line="336" w:lineRule="auto" w:after="180"/>
+      </w:pPr>
+      <w:r>
+        <w:rPr>
+          <w:b w:val="0"/>
+        </w:rPr>
+        <w:t xml:space="preserve">Short means fewer than 100 pages. Two </w:t>
+      </w:r>
+      <w:r>
+        <w:rPr>
+          <w:b/>
+        </w:rPr>
+        <w:t>annotator</w:t>
+      </w:r>
+      <w:r>
+        <w:rPr>
+          <w:b w:val="0"/>
+        </w:rPr>
+        <w:t>s disagree about a 100-page book.</w:t>
+      </w:r>
+    </w:p>
+    <w:p>
+      <w:pPr>
+        <w:spacing w:line="336" w:lineRule="auto" w:after="180"/>
+      </w:pPr>
+      <w:r>
+        <w:rPr>
+          <w:b w:val="0"/>
+        </w:rPr>
+        <w:t xml:space="preserve">Resolve the </w:t>
+      </w:r>
+      <w:r>
+        <w:rPr>
+          <w:b/>
+        </w:rPr>
+        <w:t>label</w:t>
+      </w:r>
+      <w:r>
+        <w:rPr>
+          <w:b w:val="0"/>
+        </w:rPr>
+        <w:t>.</w:t>
+      </w:r>
+    </w:p>
+    <w:p>
+      <w:pPr>
+        <w:spacing w:line="336" w:lineRule="auto" w:after="180"/>
+      </w:pPr>
+      <w:r>
+        <w:rPr>
+          <w:b w:val="0"/>
+        </w:rPr>
+        <w:t xml:space="preserve">It is not Short under the stated definition. Agree operational boundaries before </w:t>
+      </w:r>
+      <w:r>
+        <w:rPr>
+          <w:b/>
+        </w:rPr>
+        <w:t>label</w:t>
+      </w:r>
+      <w:r>
+        <w:rPr>
+          <w:b w:val="0"/>
+        </w:rPr>
+        <w:t>ling.</w:t>
       </w:r>
     </w:p>
     <w:p>
@@ -3897,6 +6121,11 @@
       </w:r>
     </w:p>
     <w:p>
+      <w:r>
+        <w:t>Attempt the reserved new case before feedback. Record support; the earlier examples below remain additional practice.</w:t>
+      </w:r>
+    </w:p>
+    <w:p>
       <w:pPr>
         <w:pStyle w:val="Heading3"/>
       </w:pPr>
@@ -3905,8 +6134,50 @@
       </w:r>
     </w:p>
     <w:p>
-      <w:r>
-        <w:t>Two labellers use book-length rules: fewer than 120 pages and at most 120 pages. Label books with 110,120,121 pages. The agreed policy is at most 120. Repair the disagreement.</w:t>
+      <w:pPr>
+        <w:spacing w:line="336" w:lineRule="auto" w:after="180"/>
+      </w:pPr>
+      <w:r>
+        <w:rPr>
+          <w:b w:val="0"/>
+        </w:rPr>
+        <w:t xml:space="preserve">Two </w:t>
+      </w:r>
+      <w:r>
+        <w:rPr>
+          <w:b/>
+        </w:rPr>
+        <w:t>label</w:t>
+      </w:r>
+      <w:r>
+        <w:rPr>
+          <w:b w:val="0"/>
+        </w:rPr>
+        <w:t xml:space="preserve">lers use book-length rules: fewer than 120 pages and at most 120 pages. </w:t>
+      </w:r>
+      <w:r>
+        <w:rPr>
+          <w:b/>
+        </w:rPr>
+        <w:t>Label</w:t>
+      </w:r>
+      <w:r>
+        <w:rPr>
+          <w:b w:val="0"/>
+        </w:rPr>
+        <w:t xml:space="preserve"> books with 110,120,121 pages. The agreed policy is at most 120. Repair the </w:t>
+      </w:r>
+      <w:r>
+        <w:rPr>
+          <w:b/>
+        </w:rPr>
+        <w:t>disagreement</w:t>
+      </w:r>
+      <w:r>
+        <w:rPr>
+          <w:b w:val="0"/>
+        </w:rPr>
+        <w:t>.</w:t>
       </w:r>
     </w:p>
     <w:p>
@@ -3953,7 +6224,13 @@
       </w:r>
     </w:p>
     <w:p>
-      <w:r>
+      <w:pPr>
+        <w:spacing w:line="336" w:lineRule="auto" w:after="180"/>
+      </w:pPr>
+      <w:r>
+        <w:rPr>
+          <w:b w:val="0"/>
+        </w:rPr>
         <w:t>Attempt this case before feedback. Record any help. Earlier examples below are further practice; a case already practised with feedback cannot establish fresh transfer.</w:t>
       </w:r>
     </w:p>
@@ -3966,18 +6243,79 @@
       </w:r>
     </w:p>
     <w:p>
-      <w:r>
+      <w:pPr>
+        <w:spacing w:line="336" w:lineRule="auto" w:after="180"/>
+      </w:pPr>
+      <w:r>
+        <w:rPr>
+          <w:b w:val="0"/>
+        </w:rPr>
         <w:t>Close the worked explanation. Apply the idea to this different question without copying.</w:t>
       </w:r>
     </w:p>
     <w:p>
-      <w:r>
-        <w:t>Use a clear label rule: short means 80 pages or fewer. Two judges label an 80-page book differently. What shared instruction resolves this disagreement?</w:t>
-      </w:r>
-    </w:p>
-    <w:p>
-      <w:r>
-        <w:t>My answer, with a trace, calculation or supporting evidence</w:t>
+      <w:pPr>
+        <w:spacing w:line="336" w:lineRule="auto" w:after="180"/>
+        <w:shd w:fill="F5F1FB"/>
+      </w:pPr>
+      <w:r>
+        <w:rPr>
+          <w:b w:val="0"/>
+        </w:rPr>
+        <w:t xml:space="preserve">Use a clear </w:t>
+      </w:r>
+      <w:r>
+        <w:rPr>
+          <w:b/>
+        </w:rPr>
+        <w:t>label</w:t>
+      </w:r>
+      <w:r>
+        <w:rPr>
+          <w:b w:val="0"/>
+        </w:rPr>
+        <w:t xml:space="preserve"> rule: short means 80 pages or fewer. Two judges </w:t>
+      </w:r>
+      <w:r>
+        <w:rPr>
+          <w:b/>
+        </w:rPr>
+        <w:t>label</w:t>
+      </w:r>
+      <w:r>
+        <w:rPr>
+          <w:b w:val="0"/>
+        </w:rPr>
+        <w:t xml:space="preserve"> an 80-page book differently. What shared instruction resolves this </w:t>
+      </w:r>
+      <w:r>
+        <w:rPr>
+          <w:b/>
+        </w:rPr>
+        <w:t>disagreement</w:t>
+      </w:r>
+      <w:r>
+        <w:rPr>
+          <w:b w:val="0"/>
+        </w:rPr>
+        <w:t>?</w:t>
+      </w:r>
+    </w:p>
+    <w:p>
+      <w:pPr>
+        <w:spacing w:line="336" w:lineRule="auto" w:after="180"/>
+      </w:pPr>
+      <w:r>
+        <w:rPr>
+          <w:b w:val="0"/>
+        </w:rPr>
+        <w:t xml:space="preserve">My answer, with a trace, calculation or supporting </w:t>
+      </w:r>
+      <w:r>
+        <w:rPr>
+          <w:b/>
+        </w:rPr>
+        <w:t>evidence</w:t>
       </w:r>
     </w:p>
     <w:p>
@@ -4022,13 +6360,37 @@
       </w:r>
     </w:p>
     <w:p>
-      <w:r>
+      <w:pPr>
+        <w:spacing w:line="336" w:lineRule="auto" w:after="180"/>
+      </w:pPr>
+      <w:r>
+        <w:rPr>
+          <w:b w:val="0"/>
+        </w:rPr>
         <w:t>Change one relevant detail. Predict the result before testing. Include a boundary or missing-information case when it helps reveal a limit.</w:t>
       </w:r>
     </w:p>
     <w:p>
-      <w:r>
-        <w:t>My changed input and expected result</w:t>
+      <w:pPr>
+        <w:spacing w:line="336" w:lineRule="auto" w:after="180"/>
+      </w:pPr>
+      <w:r>
+        <w:rPr>
+          <w:b w:val="0"/>
+        </w:rPr>
+        <w:t xml:space="preserve">My changed </w:t>
+      </w:r>
+      <w:r>
+        <w:rPr>
+          <w:b/>
+        </w:rPr>
+        <w:t>input</w:t>
+      </w:r>
+      <w:r>
+        <w:rPr>
+          <w:b w:val="0"/>
+        </w:rPr>
+        <w:t xml:space="preserve"> and expected result</w:t>
       </w:r>
     </w:p>
     <w:p>
@@ -4073,13 +6435,49 @@
       </w:r>
     </w:p>
     <w:p>
-      <w:r>
-        <w:t>Define ‘good match’ before training or evaluating the recommender.</w:t>
-      </w:r>
-    </w:p>
-    <w:p>
-      <w:r>
-        <w:t>The evidence I will keep</w:t>
+      <w:pPr>
+        <w:spacing w:line="336" w:lineRule="auto" w:after="180"/>
+      </w:pPr>
+      <w:r>
+        <w:rPr>
+          <w:b w:val="0"/>
+        </w:rPr>
+        <w:t xml:space="preserve">Define ‘good match’ before </w:t>
+      </w:r>
+      <w:r>
+        <w:rPr>
+          <w:b/>
+        </w:rPr>
+        <w:t>training</w:t>
+      </w:r>
+      <w:r>
+        <w:rPr>
+          <w:b w:val="0"/>
+        </w:rPr>
+        <w:t xml:space="preserve"> or evaluating the recommender.</w:t>
+      </w:r>
+    </w:p>
+    <w:p>
+      <w:pPr>
+        <w:spacing w:line="336" w:lineRule="auto" w:after="180"/>
+      </w:pPr>
+      <w:r>
+        <w:rPr>
+          <w:b w:val="0"/>
+        </w:rPr>
+        <w:t xml:space="preserve">The </w:t>
+      </w:r>
+      <w:r>
+        <w:rPr>
+          <w:b/>
+        </w:rPr>
+        <w:t>evidence</w:t>
+      </w:r>
+      <w:r>
+        <w:rPr>
+          <w:b w:val="0"/>
+        </w:rPr>
+        <w:t xml:space="preserve"> I will keep</w:t>
       </w:r>
     </w:p>
     <w:p>
@@ -4116,8 +6514,26 @@
       </w:r>
     </w:p>
     <w:p>
-      <w:r>
-        <w:t>Your teacher has the independent answer and scoring criteria. Complete the matching workbook week to keep your practice evidence together.</w:t>
+      <w:pPr>
+        <w:spacing w:line="336" w:lineRule="auto" w:after="180"/>
+      </w:pPr>
+      <w:r>
+        <w:rPr>
+          <w:b w:val="0"/>
+        </w:rPr>
+        <w:t xml:space="preserve">Your teacher has the independent answer and scoring criteria. Complete the matching workbook week to keep your practice </w:t>
+      </w:r>
+      <w:r>
+        <w:rPr>
+          <w:b/>
+        </w:rPr>
+        <w:t>evidence</w:t>
+      </w:r>
+      <w:r>
+        <w:rPr>
+          <w:b w:val="0"/>
+        </w:rPr>
+        <w:t xml:space="preserve"> together.</w:t>
       </w:r>
     </w:p>
     <w:p>
@@ -4129,8 +6545,38 @@
       </w:r>
     </w:p>
     <w:p>
-      <w:r>
-        <w:t>Two labelers use 'short' to mean pages&lt;100 and pages&lt;=100. They disagree only on 100-page books. Write a shared definition and explain how to repair the existing labels.</w:t>
+      <w:pPr>
+        <w:spacing w:line="336" w:lineRule="auto" w:after="180"/>
+      </w:pPr>
+      <w:r>
+        <w:rPr>
+          <w:b w:val="0"/>
+        </w:rPr>
+        <w:t xml:space="preserve">Two </w:t>
+      </w:r>
+      <w:r>
+        <w:rPr>
+          <w:b/>
+        </w:rPr>
+        <w:t>label</w:t>
+      </w:r>
+      <w:r>
+        <w:rPr>
+          <w:b w:val="0"/>
+        </w:rPr>
+        <w:t xml:space="preserve">ers use 'short' to mean pages&lt;100 and pages&lt;=100. They disagree only on 100-page books. Write a shared definition and explain how to repair the existing </w:t>
+      </w:r>
+      <w:r>
+        <w:rPr>
+          <w:b/>
+        </w:rPr>
+        <w:t>label</w:t>
+      </w:r>
+      <w:r>
+        <w:rPr>
+          <w:b w:val="0"/>
+        </w:rPr>
+        <w:t>s.</w:t>
       </w:r>
     </w:p>
     <w:p>
@@ -4185,8 +6631,25 @@
       </w:r>
     </w:p>
     <w:p>
-      <w:r>
-        <w:t>Attempt the independent case before hints. Record whether you worked alone, used a hint or followed a model. After feedback, fix the first unsupported step and explain why it changed. A later check uses a changed case, not a copied answer.</w:t>
+      <w:pPr>
+        <w:spacing w:line="336" w:lineRule="auto" w:after="180"/>
+      </w:pPr>
+      <w:r>
+        <w:rPr>
+          <w:b w:val="0"/>
+        </w:rPr>
+        <w:t>Attempt the independent case before hints. Record whether you worked alone, used a hint or followed a model. After feedback, fix the first unsupported step and explain why it changed.</w:t>
+      </w:r>
+    </w:p>
+    <w:p>
+      <w:pPr>
+        <w:spacing w:line="336" w:lineRule="auto" w:after="180"/>
+      </w:pPr>
+      <w:r>
+        <w:rPr>
+          <w:b w:val="0"/>
+        </w:rPr>
+        <w:t>A later check uses a changed case, not a copied answer.</w:t>
       </w:r>
     </w:p>
     <w:p>
@@ -4199,7 +6662,30 @@
     </w:p>
     <w:p>
       <w:r>
-        <w:t>Start with this question: Two fictional catalogue reviewers label books compact or extended.</w:t>
+        <w:t>Use this map to navigate Operational Labels, connect the goals to tasks and keep one evidence record for each attempt.</w:t>
+      </w:r>
+    </w:p>
+    <w:p>
+      <w:pPr>
+        <w:spacing w:line="336" w:lineRule="auto" w:after="180"/>
+      </w:pPr>
+      <w:r>
+        <w:rPr>
+          <w:b w:val="0"/>
+        </w:rPr>
+        <w:t xml:space="preserve">Start with this question: Two fictional catalogue reviewers </w:t>
+      </w:r>
+      <w:r>
+        <w:rPr>
+          <w:b/>
+        </w:rPr>
+        <w:t>label</w:t>
+      </w:r>
+      <w:r>
+        <w:rPr>
+          <w:b w:val="0"/>
+        </w:rPr>
+        <w:t xml:space="preserve"> books compact or extended.</w:t>
       </w:r>
     </w:p>
     <w:tbl>
@@ -4305,13 +6791,61 @@
       </w:tr>
     </w:tbl>
     <w:p>
-      <w:r>
-        <w:t>Remember → watch and explain → try with help → investigate → try independently → keep project evidence. Your teacher may spread this lesson across several classes.</w:t>
-      </w:r>
-    </w:p>
-    <w:p>
-      <w:r>
-        <w:t>Keep your first prediction. Compare it with what the evidence shows and explain any change.</w:t>
+      <w:pPr>
+        <w:spacing w:line="336" w:lineRule="auto" w:after="180"/>
+      </w:pPr>
+      <w:r>
+        <w:rPr>
+          <w:b w:val="0"/>
+        </w:rPr>
+        <w:t xml:space="preserve">Remember → watch and explain → try with help → investigate → try independently → keep project </w:t>
+      </w:r>
+      <w:r>
+        <w:rPr>
+          <w:b/>
+        </w:rPr>
+        <w:t>evidence</w:t>
+      </w:r>
+      <w:r>
+        <w:rPr>
+          <w:b w:val="0"/>
+        </w:rPr>
+        <w:t>. Your teacher may spread this lesson across several classes.</w:t>
+      </w:r>
+    </w:p>
+    <w:p>
+      <w:pPr>
+        <w:spacing w:line="336" w:lineRule="auto" w:after="180"/>
+      </w:pPr>
+      <w:r>
+        <w:rPr>
+          <w:b w:val="0"/>
+        </w:rPr>
+        <w:t xml:space="preserve">Keep your first </w:t>
+      </w:r>
+      <w:r>
+        <w:rPr>
+          <w:b/>
+        </w:rPr>
+        <w:t>prediction</w:t>
+      </w:r>
+      <w:r>
+        <w:rPr>
+          <w:b w:val="0"/>
+        </w:rPr>
+        <w:t xml:space="preserve">. Compare it with what the </w:t>
+      </w:r>
+      <w:r>
+        <w:rPr>
+          <w:b/>
+        </w:rPr>
+        <w:t>evidence</w:t>
+      </w:r>
+      <w:r>
+        <w:rPr>
+          <w:b w:val="0"/>
+        </w:rPr>
+        <w:t xml:space="preserve"> shows and explain any change.</w:t>
       </w:r>
     </w:p>
     <w:p>
@@ -4324,7 +6858,42 @@
     </w:p>
     <w:p>
       <w:r>
-        <w:t>Close your notes. Explain this goal in your own words: Apply a category definition using explicit evidence and boundary rules</w:t>
+        <w:t>Explain Operational Labels without notes, identify a remaining question and plan a later check with a changed case.</w:t>
+      </w:r>
+    </w:p>
+    <w:p>
+      <w:pPr>
+        <w:spacing w:line="336" w:lineRule="auto" w:after="180"/>
+      </w:pPr>
+      <w:r>
+        <w:rPr>
+          <w:b w:val="0"/>
+        </w:rPr>
+        <w:t xml:space="preserve">Close your notes. Explain this goal in your own words: Apply a </w:t>
+      </w:r>
+      <w:r>
+        <w:rPr>
+          <w:b/>
+        </w:rPr>
+        <w:t>category</w:t>
+      </w:r>
+      <w:r>
+        <w:rPr>
+          <w:b w:val="0"/>
+        </w:rPr>
+        <w:t xml:space="preserve"> definition using explicit </w:t>
+      </w:r>
+      <w:r>
+        <w:rPr>
+          <w:b/>
+        </w:rPr>
+        <w:t>evidence</w:t>
+      </w:r>
+      <w:r>
+        <w:rPr>
+          <w:b w:val="0"/>
+        </w:rPr>
+        <w:t xml:space="preserve"> and boundary rules</w:t>
       </w:r>
     </w:p>
     <w:p>
@@ -4361,13 +6930,61 @@
       </w:r>
     </w:p>
     <w:p>
-      <w:r>
-        <w:t>If you are unsure, return to the worked picture and explain one arrow. If you are ready, change an input or assumption and justify your prediction.</w:t>
-      </w:r>
-    </w:p>
-    <w:p>
-      <w:r>
-        <w:t>Save your workbook evidence. At the next review, try a different case before opening your old answer.</w:t>
+      <w:pPr>
+        <w:spacing w:line="336" w:lineRule="auto" w:after="180"/>
+      </w:pPr>
+      <w:r>
+        <w:rPr>
+          <w:b w:val="0"/>
+        </w:rPr>
+        <w:t xml:space="preserve">If you are unsure, return to the worked picture and explain one arrow. If you are ready, change an </w:t>
+      </w:r>
+      <w:r>
+        <w:rPr>
+          <w:b/>
+        </w:rPr>
+        <w:t>input</w:t>
+      </w:r>
+      <w:r>
+        <w:rPr>
+          <w:b w:val="0"/>
+        </w:rPr>
+        <w:t xml:space="preserve"> or assumption and justify your </w:t>
+      </w:r>
+      <w:r>
+        <w:rPr>
+          <w:b/>
+        </w:rPr>
+        <w:t>prediction</w:t>
+      </w:r>
+      <w:r>
+        <w:rPr>
+          <w:b w:val="0"/>
+        </w:rPr>
+        <w:t>.</w:t>
+      </w:r>
+    </w:p>
+    <w:p>
+      <w:pPr>
+        <w:spacing w:line="336" w:lineRule="auto" w:after="180"/>
+      </w:pPr>
+      <w:r>
+        <w:rPr>
+          <w:b w:val="0"/>
+        </w:rPr>
+        <w:t xml:space="preserve">Save your workbook </w:t>
+      </w:r>
+      <w:r>
+        <w:rPr>
+          <w:b/>
+        </w:rPr>
+        <w:t>evidence</w:t>
+      </w:r>
+      <w:r>
+        <w:rPr>
+          <w:b w:val="0"/>
+        </w:rPr>
+        <w:t>. At the next review, try a different case before opening your old answer.</w:t>
       </w:r>
     </w:p>
     <w:p>
@@ -4380,12 +6997,41 @@
     </w:p>
     <w:p>
       <w:r>
+        <w:t>Attempt supported questions before using hints or feedback. Review a missing building block, then keep the completed work.</w:t>
+      </w:r>
+    </w:p>
+    <w:p>
+      <w:pPr>
+        <w:spacing w:line="336" w:lineRule="auto" w:after="180"/>
+      </w:pPr>
+      <w:r>
+        <w:rPr>
+          <w:b w:val="0"/>
+        </w:rPr>
         <w:t>Use this supported practice once, in the browser or on paper. Keep the reserved independent assessment for a separate first attempt before teacher feedback.</w:t>
       </w:r>
     </w:p>
     <w:p>
-      <w:r>
-        <w:t>Two fictional catalogue reviewers label books compact or extended.</w:t>
+      <w:pPr>
+        <w:spacing w:line="336" w:lineRule="auto" w:after="180"/>
+      </w:pPr>
+      <w:r>
+        <w:rPr>
+          <w:b w:val="0"/>
+        </w:rPr>
+        <w:t xml:space="preserve">Two fictional catalogue reviewers </w:t>
+      </w:r>
+      <w:r>
+        <w:rPr>
+          <w:b/>
+        </w:rPr>
+        <w:t>label</w:t>
+      </w:r>
+      <w:r>
+        <w:rPr>
+          <w:b w:val="0"/>
+        </w:rPr>
+        <w:t xml:space="preserve"> books compact or extended.</w:t>
       </w:r>
     </w:p>
     <w:p>
@@ -4397,27 +7043,85 @@
       </w:r>
     </w:p>
     <w:p>
-      <w:r>
-        <w:t>Which labelled step matches this detail? A must use &lt;=80; retain the disagreement and changed policy implementation.</w:t>
-      </w:r>
-    </w:p>
-    <w:p>
-      <w:r>
+      <w:pPr>
+        <w:spacing w:line="336" w:lineRule="auto" w:after="180"/>
+      </w:pPr>
+      <w:r>
+        <w:rPr>
+          <w:b w:val="0"/>
+        </w:rPr>
+        <w:t xml:space="preserve">Which </w:t>
+      </w:r>
+      <w:r>
+        <w:rPr>
+          <w:b/>
+        </w:rPr>
+        <w:t>label</w:t>
+      </w:r>
+      <w:r>
+        <w:rPr>
+          <w:b w:val="0"/>
+        </w:rPr>
+        <w:t xml:space="preserve">led step matches this detail? A must use &lt;=80; retain the </w:t>
+      </w:r>
+      <w:r>
+        <w:rPr>
+          <w:b/>
+        </w:rPr>
+        <w:t>disagreement</w:t>
+      </w:r>
+      <w:r>
+        <w:rPr>
+          <w:b w:val="0"/>
+        </w:rPr>
+        <w:t xml:space="preserve"> and changed policy implementation.</w:t>
+      </w:r>
+    </w:p>
+    <w:p>
+      <w:pPr>
+        <w:spacing w:line="336" w:lineRule="auto" w:after="180"/>
+        <w:shd w:fill="F4F9FC"/>
+      </w:pPr>
+      <w:r>
+        <w:rPr>
+          <w:b w:val="0"/>
+        </w:rPr>
         <w:t>1. Repair boundary</w:t>
       </w:r>
     </w:p>
     <w:p>
-      <w:r>
+      <w:pPr>
+        <w:spacing w:line="336" w:lineRule="auto" w:after="180"/>
+        <w:shd w:fill="F4F9FC"/>
+      </w:pPr>
+      <w:r>
+        <w:rPr>
+          <w:b w:val="0"/>
+        </w:rPr>
         <w:t>2. Reviewer B</w:t>
       </w:r>
     </w:p>
     <w:p>
-      <w:r>
+      <w:pPr>
+        <w:spacing w:line="336" w:lineRule="auto" w:after="180"/>
+        <w:shd w:fill="F4F9FC"/>
+      </w:pPr>
+      <w:r>
+        <w:rPr>
+          <w:b w:val="0"/>
+        </w:rPr>
         <w:t>3. Reviewer A</w:t>
       </w:r>
     </w:p>
     <w:p>
-      <w:r>
+      <w:pPr>
+        <w:spacing w:line="336" w:lineRule="auto" w:after="180"/>
+        <w:shd w:fill="F4F9FC"/>
+      </w:pPr>
+      <w:r>
+        <w:rPr>
+          <w:b w:val="0"/>
+        </w:rPr>
         <w:t>4. Shared definition</w:t>
       </w:r>
     </w:p>
@@ -4455,41 +7159,191 @@
       </w:r>
     </w:p>
     <w:p>
-      <w:r>
+      <w:pPr>
+        <w:pStyle w:val="Heading3"/>
+      </w:pPr>
+      <w:r>
+        <w:t>Hint · try first</w:t>
+      </w:r>
+    </w:p>
+    <w:p>
+      <w:pPr>
+        <w:spacing w:line="336" w:lineRule="auto" w:after="180"/>
+        <w:shd w:fill="F1F6F8"/>
+      </w:pPr>
+      <w:r>
+        <w:rPr>
+          <w:b w:val="0"/>
+        </w:rPr>
         <w:t>Hint if needed: Read the steps in the pictorial case. Match the supplied detail to the stage that performs or records it.</w:t>
       </w:r>
     </w:p>
     <w:p>
-      <w:r>
-        <w:t>After your attempt, compare with the supported explanation: Repair boundary A must use &lt;=80; retain the disagreement and changed policy implementation. The reviewers agree on two of three examples, but that fraction does not decide which definition to keep. The documented policy decides the equality case. Repairing A’s implementation aligns its labels with the agreed meaning. Rechecking 79 and 81 ensures the boundary fix preserves adjacent decisions.</w:t>
-      </w:r>
-    </w:p>
-    <w:p>
       <w:pPr>
         <w:pStyle w:val="Heading3"/>
       </w:pPr>
       <w:r>
+        <w:t>Feedback · compare after trying</w:t>
+      </w:r>
+    </w:p>
+    <w:p>
+      <w:pPr>
+        <w:spacing w:line="336" w:lineRule="auto" w:after="180"/>
+        <w:shd w:fill="F1F6FC"/>
+      </w:pPr>
+      <w:r>
+        <w:rPr>
+          <w:b w:val="0"/>
+        </w:rPr>
+        <w:t xml:space="preserve">After your attempt, compare with the supported explanation: Repair boundary A must use &lt;=80; retain the </w:t>
+      </w:r>
+      <w:r>
+        <w:rPr>
+          <w:b/>
+        </w:rPr>
+        <w:t>disagreement</w:t>
+      </w:r>
+      <w:r>
+        <w:rPr>
+          <w:b w:val="0"/>
+        </w:rPr>
+        <w:t xml:space="preserve"> and changed policy implementation.</w:t>
+      </w:r>
+    </w:p>
+    <w:p>
+      <w:pPr>
+        <w:spacing w:line="336" w:lineRule="auto" w:after="180"/>
+        <w:shd w:fill="F1F6FC"/>
+      </w:pPr>
+      <w:r>
+        <w:rPr>
+          <w:b w:val="0"/>
+        </w:rPr>
+        <w:t xml:space="preserve">The reviewers agree on two of three examples, but that fraction does not decide which definition to keep. The documented policy decides the equality case. Repairing A’s implementation aligns its </w:t>
+      </w:r>
+      <w:r>
+        <w:rPr>
+          <w:b/>
+        </w:rPr>
+        <w:t>label</w:t>
+      </w:r>
+      <w:r>
+        <w:rPr>
+          <w:b w:val="0"/>
+        </w:rPr>
+        <w:t>s with the agreed meaning.</w:t>
+      </w:r>
+    </w:p>
+    <w:p>
+      <w:pPr>
+        <w:spacing w:line="336" w:lineRule="auto" w:after="180"/>
+        <w:shd w:fill="F1F6FC"/>
+      </w:pPr>
+      <w:r>
+        <w:rPr>
+          <w:b w:val="0"/>
+        </w:rPr>
+        <w:t>Rechecking 79 and 81 ensures the boundary fix preserves adjacent decisions.</w:t>
+      </w:r>
+    </w:p>
+    <w:p>
+      <w:pPr>
+        <w:pStyle w:val="Heading3"/>
+      </w:pPr>
+      <w:r>
         <w:t>Practice 2: explain the deciding evidence</w:t>
       </w:r>
     </w:p>
     <w:p>
-      <w:r>
+      <w:pPr>
+        <w:pStyle w:val="Heading3"/>
+      </w:pPr>
+      <w:r>
+        <w:t>Changed case · predict first</w:t>
+      </w:r>
+    </w:p>
+    <w:p>
+      <w:pPr>
+        <w:spacing w:line="336" w:lineRule="auto" w:after="180"/>
+        <w:shd w:fill="F5F1FB"/>
+      </w:pPr>
+      <w:r>
+        <w:rPr>
+          <w:b w:val="0"/>
+        </w:rPr>
         <w:t>Changed-case practice: Change the documented policy to fewer than 80 instead. Which conclusion is supported by the supplied facts?</w:t>
       </w:r>
     </w:p>
     <w:p>
-      <w:r>
-        <w:t>1. A’s original labels now match; B must change its equality behavior.</w:t>
-      </w:r>
-    </w:p>
-    <w:p>
-      <w:r>
-        <w:t>2. We can decide the result without examining the changed input or the procedure.</w:t>
-      </w:r>
-    </w:p>
-    <w:p>
-      <w:r>
-        <w:t>3. This one example guarantees correct results for every future input.</w:t>
+      <w:pPr>
+        <w:spacing w:line="336" w:lineRule="auto" w:after="180"/>
+        <w:shd w:fill="F4F9FC"/>
+      </w:pPr>
+      <w:r>
+        <w:rPr>
+          <w:b w:val="0"/>
+        </w:rPr>
+        <w:t xml:space="preserve">1. A’s original </w:t>
+      </w:r>
+      <w:r>
+        <w:rPr>
+          <w:b/>
+        </w:rPr>
+        <w:t>label</w:t>
+      </w:r>
+      <w:r>
+        <w:rPr>
+          <w:b w:val="0"/>
+        </w:rPr>
+        <w:t>s now match; B must change its equality behavior.</w:t>
+      </w:r>
+    </w:p>
+    <w:p>
+      <w:pPr>
+        <w:spacing w:line="336" w:lineRule="auto" w:after="180"/>
+        <w:shd w:fill="F4F9FC"/>
+      </w:pPr>
+      <w:r>
+        <w:rPr>
+          <w:b w:val="0"/>
+        </w:rPr>
+        <w:t xml:space="preserve">2. We can decide the result without examining the changed </w:t>
+      </w:r>
+      <w:r>
+        <w:rPr>
+          <w:b/>
+        </w:rPr>
+        <w:t>input</w:t>
+      </w:r>
+      <w:r>
+        <w:rPr>
+          <w:b w:val="0"/>
+        </w:rPr>
+        <w:t xml:space="preserve"> or the procedure.</w:t>
+      </w:r>
+    </w:p>
+    <w:p>
+      <w:pPr>
+        <w:spacing w:line="336" w:lineRule="auto" w:after="180"/>
+        <w:shd w:fill="F4F9FC"/>
+      </w:pPr>
+      <w:r>
+        <w:rPr>
+          <w:b w:val="0"/>
+        </w:rPr>
+        <w:t xml:space="preserve">3. This one example guarantees correct results for every future </w:t>
+      </w:r>
+      <w:r>
+        <w:rPr>
+          <w:b/>
+        </w:rPr>
+        <w:t>input</w:t>
+      </w:r>
+      <w:r>
+        <w:rPr>
+          <w:b w:val="0"/>
+        </w:rPr>
+        <w:t>.</w:t>
       </w:r>
     </w:p>
     <w:p>
@@ -4526,36 +7380,118 @@
       </w:r>
     </w:p>
     <w:p>
-      <w:r>
+      <w:pPr>
+        <w:pStyle w:val="Heading3"/>
+      </w:pPr>
+      <w:r>
+        <w:t>Hint · try first</w:t>
+      </w:r>
+    </w:p>
+    <w:p>
+      <w:pPr>
+        <w:spacing w:line="336" w:lineRule="auto" w:after="180"/>
+        <w:shd w:fill="F1F6F8"/>
+      </w:pPr>
+      <w:r>
+        <w:rPr>
+          <w:b w:val="0"/>
+        </w:rPr>
         <w:t>Hint if needed: Use the changed condition and the deciding step in the pictorial trace. The answer must say what follows from those facts.</w:t>
       </w:r>
     </w:p>
     <w:p>
-      <w:r>
-        <w:t>After your attempt, compare with the supported explanation: A’s original labels now match; B must change its equality behavior. The authoritative definition changed, not the physical books.</w:t>
-      </w:r>
-    </w:p>
-    <w:p>
       <w:pPr>
         <w:pStyle w:val="Heading3"/>
       </w:pPr>
       <w:r>
+        <w:t>Feedback · compare after trying</w:t>
+      </w:r>
+    </w:p>
+    <w:p>
+      <w:pPr>
+        <w:spacing w:line="336" w:lineRule="auto" w:after="180"/>
+        <w:shd w:fill="F1F6FC"/>
+      </w:pPr>
+      <w:r>
+        <w:rPr>
+          <w:b w:val="0"/>
+        </w:rPr>
+        <w:t xml:space="preserve">After your attempt, compare with the supported explanation: A’s original </w:t>
+      </w:r>
+      <w:r>
+        <w:rPr>
+          <w:b/>
+        </w:rPr>
+        <w:t>label</w:t>
+      </w:r>
+      <w:r>
+        <w:rPr>
+          <w:b w:val="0"/>
+        </w:rPr>
+        <w:t>s now match; B must change its equality behavior. The authoritative definition changed, not the physical books.</w:t>
+      </w:r>
+    </w:p>
+    <w:p>
+      <w:pPr>
+        <w:pStyle w:val="Heading3"/>
+      </w:pPr>
+      <w:r>
         <w:t>Repair a missing building block</w:t>
       </w:r>
     </w:p>
     <w:p>
-      <w:r>
+      <w:pPr>
+        <w:spacing w:line="336" w:lineRule="auto" w:after="180"/>
+      </w:pPr>
+      <w:r>
+        <w:rPr>
+          <w:b w:val="0"/>
+        </w:rPr>
         <w:t>Review Rows Columns and Data Types (ai-2/7). Goal: Specify a table schema. Short practice: Which two rows originally fail, and do they fail for the same reason?. Return to this week and explain what you changed.</w:t>
       </w:r>
     </w:p>
     <w:p>
-      <w:r>
-        <w:t>Review Loops and Stopping (ai-2/5). Goal: Trace variable values before and after each loop iteration. Short practice: Why is report 0 correct for the original loop, and why is equality-only stopping risky here?. Return to this week and explain what you changed.</w:t>
-      </w:r>
-    </w:p>
-    <w:p>
-      <w:r>
-        <w:t>Review Decompose a Goal (ai-2/2). Goal: Distinguish a function definition from a function call. Short practice: What happens visibly if the caller stores needed but omits print(needed)?. Return to this week and explain what you changed.</w:t>
+      <w:pPr>
+        <w:spacing w:line="336" w:lineRule="auto" w:after="180"/>
+      </w:pPr>
+      <w:r>
+        <w:rPr>
+          <w:b w:val="0"/>
+        </w:rPr>
+        <w:t>Review Loops and Stopping (ai-2/5). Goal: Trace variable values before and after each loop iteration. Short practice: Why is report 0 correct for the original loop, and why is equality-only stopping risky here?.</w:t>
+      </w:r>
+    </w:p>
+    <w:p>
+      <w:pPr>
+        <w:spacing w:line="336" w:lineRule="auto" w:after="180"/>
+      </w:pPr>
+      <w:r>
+        <w:rPr>
+          <w:b w:val="0"/>
+        </w:rPr>
+        <w:t>Return to this week and explain what you changed.</w:t>
+      </w:r>
+    </w:p>
+    <w:p>
+      <w:pPr>
+        <w:spacing w:line="336" w:lineRule="auto" w:after="180"/>
+      </w:pPr>
+      <w:r>
+        <w:rPr>
+          <w:b w:val="0"/>
+        </w:rPr>
+        <w:t>Review Decompose a Goal (ai-2/2). Goal: Distinguish a function definition from a function call. Short practice: What happens visibly if the caller stores needed but omits print(needed)?.</w:t>
+      </w:r>
+    </w:p>
+    <w:p>
+      <w:pPr>
+        <w:spacing w:line="336" w:lineRule="auto" w:after="180"/>
+      </w:pPr>
+      <w:r>
+        <w:rPr>
+          <w:b w:val="0"/>
+        </w:rPr>
+        <w:t>Return to this week and explain what you changed.</w:t>
       </w:r>
     </w:p>
     <w:p>
@@ -4567,8 +7503,726 @@
       </w:r>
     </w:p>
     <w:p>
-      <w:r>
-        <w:t>Use Download completed work in the hosted lesson to export your answers, reflections, practice feedback and code-run evidence. Open the HTML copy to read or print it. Drafts stay in this browser when storage is available; clear drafts on a shared device.</w:t>
+      <w:pPr>
+        <w:spacing w:line="336" w:lineRule="auto" w:after="180"/>
+      </w:pPr>
+      <w:r>
+        <w:rPr>
+          <w:b w:val="0"/>
+        </w:rPr>
+        <w:t xml:space="preserve">Use Download completed work in the hosted lesson to export your answers, reflections, practice feedback and code-run </w:t>
+      </w:r>
+      <w:r>
+        <w:rPr>
+          <w:b/>
+        </w:rPr>
+        <w:t>evidence</w:t>
+      </w:r>
+      <w:r>
+        <w:rPr>
+          <w:b w:val="0"/>
+        </w:rPr>
+        <w:t>. Open the HTML copy to read or print it.</w:t>
+      </w:r>
+    </w:p>
+    <w:p>
+      <w:pPr>
+        <w:spacing w:line="336" w:lineRule="auto" w:after="180"/>
+      </w:pPr>
+      <w:r>
+        <w:rPr>
+          <w:b w:val="0"/>
+        </w:rPr>
+        <w:t>Drafts stay in this browser when storage is available; clear drafts on a shared device.</w:t>
+      </w:r>
+    </w:p>
+    <w:p>
+      <w:pPr>
+        <w:pStyle w:val="Heading1"/>
+      </w:pPr>
+      <w:r>
+        <w:t>18. Visual concept journey</w:t>
+      </w:r>
+    </w:p>
+    <w:p>
+      <w:r>
+        <w:t>Explain each Operational Labels graphic using its labels, deciding evidence and relevant limitation.</w:t>
+      </w:r>
+    </w:p>
+    <w:p>
+      <w:pPr>
+        <w:pStyle w:val="Heading3"/>
+      </w:pPr>
+      <w:r>
+        <w:t>01. Operational Labels: the case</w:t>
+      </w:r>
+    </w:p>
+    <w:p>
+      <w:r>
+        <w:drawing>
+          <wp:inline xmlns:a="http://schemas.openxmlformats.org/drawingml/2006/main" xmlns:pic="http://schemas.openxmlformats.org/drawingml/2006/picture">
+            <wp:extent cx="5486400" cy="2840736"/>
+            <wp:docPr id="22" name="Picture 22" descr="Two fictional catalogue reviewers label books compact or extended. Supplied facts: Agreed policy: compact means at most 80 pages; extended means more than 80. Reviewer A uses pages&lt;80; reviewer B uses pages&lt;=80. Inspect books of 79,80,81 pages."/>
+            <wp:cNvGraphicFramePr>
+              <a:graphicFrameLocks noChangeAspect="1"/>
+            </wp:cNvGraphicFramePr>
+            <a:graphic>
+              <a:graphicData uri="http://schemas.openxmlformats.org/drawingml/2006/picture">
+                <pic:pic>
+                  <pic:nvPicPr>
+                    <pic:cNvPr id="0" name="academy-story-ai-2-8-01.png"/>
+                    <pic:cNvPicPr/>
+                  </pic:nvPicPr>
+                  <pic:blipFill>
+                    <a:blip r:embed="rId29"/>
+                    <a:stretch>
+                      <a:fillRect/>
+                    </a:stretch>
+                  </pic:blipFill>
+                  <pic:spPr>
+                    <a:xfrm>
+                      <a:off x="0" y="0"/>
+                      <a:ext cx="5486400" cy="2840736"/>
+                    </a:xfrm>
+                    <a:prstGeom prst="rect"/>
+                  </pic:spPr>
+                </pic:pic>
+              </a:graphicData>
+            </a:graphic>
+          </wp:inline>
+        </w:drawing>
+      </w:r>
+    </w:p>
+    <w:p>
+      <w:pPr>
+        <w:spacing w:line="336" w:lineRule="auto" w:after="180"/>
+      </w:pPr>
+      <w:r>
+        <w:rPr>
+          <w:b w:val="0"/>
+        </w:rPr>
+        <w:t xml:space="preserve">Two fictional catalogue reviewers </w:t>
+      </w:r>
+      <w:r>
+        <w:rPr>
+          <w:b/>
+        </w:rPr>
+        <w:t>label</w:t>
+      </w:r>
+      <w:r>
+        <w:rPr>
+          <w:b w:val="0"/>
+        </w:rPr>
+        <w:t xml:space="preserve"> books compact or extended. Supplied facts: Agreed policy: compact means at most 80 pages; extended means more than 80. Reviewer A uses pages&lt;80; reviewer B uses pages&lt;=80.</w:t>
+      </w:r>
+    </w:p>
+    <w:p>
+      <w:pPr>
+        <w:spacing w:line="336" w:lineRule="auto" w:after="180"/>
+      </w:pPr>
+      <w:r>
+        <w:rPr>
+          <w:b w:val="0"/>
+        </w:rPr>
+        <w:t>Inspect books of 79,80,81 pages.</w:t>
+      </w:r>
+    </w:p>
+    <w:p>
+      <w:pPr>
+        <w:spacing w:line="336" w:lineRule="auto" w:after="180"/>
+        <w:shd w:fill="F5F1FB"/>
+      </w:pPr>
+      <w:r>
+        <w:rPr>
+          <w:b w:val="0"/>
+        </w:rPr>
+        <w:t>Point to the given fact that matters most. Explain why it matters.</w:t>
+      </w:r>
+    </w:p>
+    <w:p>
+      <w:pPr>
+        <w:pStyle w:val="Heading3"/>
+      </w:pPr>
+      <w:r>
+        <w:t>02. Follow the deciding steps</w:t>
+      </w:r>
+    </w:p>
+    <w:p>
+      <w:r>
+        <w:drawing>
+          <wp:inline xmlns:a="http://schemas.openxmlformats.org/drawingml/2006/main" xmlns:pic="http://schemas.openxmlformats.org/drawingml/2006/picture">
+            <wp:extent cx="5486400" cy="4005072"/>
+            <wp:docPr id="23" name="Picture 23" descr="Shared definition: At most 80 includes a book with exactly 80 pages. → Reviewer A: 79 compact; 80 and 81 extended. → Reviewer B: 79 and 80 compact; 81 extended. → Repair boundary: A must use &lt;=80; retain the disagreement and changed policy implementation."/>
+            <wp:cNvGraphicFramePr>
+              <a:graphicFrameLocks noChangeAspect="1"/>
+            </wp:cNvGraphicFramePr>
+            <a:graphic>
+              <a:graphicData uri="http://schemas.openxmlformats.org/drawingml/2006/picture">
+                <pic:pic>
+                  <pic:nvPicPr>
+                    <pic:cNvPr id="0" name="academy-story-ai-2-8-02.png"/>
+                    <pic:cNvPicPr/>
+                  </pic:nvPicPr>
+                  <pic:blipFill>
+                    <a:blip r:embed="rId30"/>
+                    <a:stretch>
+                      <a:fillRect/>
+                    </a:stretch>
+                  </pic:blipFill>
+                  <pic:spPr>
+                    <a:xfrm>
+                      <a:off x="0" y="0"/>
+                      <a:ext cx="5486400" cy="4005072"/>
+                    </a:xfrm>
+                    <a:prstGeom prst="rect"/>
+                  </pic:spPr>
+                </pic:pic>
+              </a:graphicData>
+            </a:graphic>
+          </wp:inline>
+        </w:drawing>
+      </w:r>
+    </w:p>
+    <w:p>
+      <w:pPr>
+        <w:spacing w:line="336" w:lineRule="auto" w:after="180"/>
+      </w:pPr>
+      <w:r>
+        <w:rPr>
+          <w:b w:val="0"/>
+        </w:rPr>
+        <w:t xml:space="preserve">Shared definition: At most 80 includes a book with exactly 80 pages. → Reviewer A: 79 compact; 80 and 81 extended. → Reviewer B: 79 and 80 compact; 81 extended. → Repair boundary: A must use &lt;=80; retain the </w:t>
+      </w:r>
+      <w:r>
+        <w:rPr>
+          <w:b/>
+        </w:rPr>
+        <w:t>disagreement</w:t>
+      </w:r>
+      <w:r>
+        <w:rPr>
+          <w:b w:val="0"/>
+        </w:rPr>
+        <w:t xml:space="preserve"> and changed policy implementation.</w:t>
+      </w:r>
+    </w:p>
+    <w:p>
+      <w:pPr>
+        <w:spacing w:line="336" w:lineRule="auto" w:after="180"/>
+        <w:shd w:fill="F5F1FB"/>
+      </w:pPr>
+      <w:r>
+        <w:rPr>
+          <w:b w:val="0"/>
+        </w:rPr>
+        <w:t xml:space="preserve">Point to each numbered stage and explain which recorded </w:t>
+      </w:r>
+      <w:r>
+        <w:rPr>
+          <w:b/>
+        </w:rPr>
+        <w:t>input</w:t>
+      </w:r>
+      <w:r>
+        <w:rPr>
+          <w:b w:val="0"/>
+        </w:rPr>
+        <w:t xml:space="preserve"> it uses.</w:t>
+      </w:r>
+    </w:p>
+    <w:p>
+      <w:pPr>
+        <w:pStyle w:val="Heading3"/>
+      </w:pPr>
+      <w:r>
+        <w:t>03. Operational label boundary</w:t>
+      </w:r>
+    </w:p>
+    <w:p>
+      <w:r>
+        <w:drawing>
+          <wp:inline xmlns:a="http://schemas.openxmlformats.org/drawingml/2006/main" xmlns:pic="http://schemas.openxmlformats.org/drawingml/2006/picture">
+            <wp:extent cx="5486400" cy="3617976"/>
+            <wp:docPr id="24" name="Picture 24" descr="Operational label boundary. Book 1: Pages = 79, A labels = compact, B labels = compact. Book 2: Pages = 80, A labels = extended, B labels = compact. Book 3: Pages = 81, A labels = extended, B labels = extended."/>
+            <wp:cNvGraphicFramePr>
+              <a:graphicFrameLocks noChangeAspect="1"/>
+            </wp:cNvGraphicFramePr>
+            <a:graphic>
+              <a:graphicData uri="http://schemas.openxmlformats.org/drawingml/2006/picture">
+                <pic:pic>
+                  <pic:nvPicPr>
+                    <pic:cNvPr id="0" name="academy-story-ai-2-8-03.png"/>
+                    <pic:cNvPicPr/>
+                  </pic:nvPicPr>
+                  <pic:blipFill>
+                    <a:blip r:embed="rId31"/>
+                    <a:stretch>
+                      <a:fillRect/>
+                    </a:stretch>
+                  </pic:blipFill>
+                  <pic:spPr>
+                    <a:xfrm>
+                      <a:off x="0" y="0"/>
+                      <a:ext cx="5486400" cy="3617976"/>
+                    </a:xfrm>
+                    <a:prstGeom prst="rect"/>
+                  </pic:spPr>
+                </pic:pic>
+              </a:graphicData>
+            </a:graphic>
+          </wp:inline>
+        </w:drawing>
+      </w:r>
+    </w:p>
+    <w:p>
+      <w:pPr>
+        <w:spacing w:line="336" w:lineRule="auto" w:after="180"/>
+      </w:pPr>
+      <w:r>
+        <w:rPr>
+          <w:b w:val="0"/>
+        </w:rPr>
+        <w:t xml:space="preserve">Operational </w:t>
+      </w:r>
+      <w:r>
+        <w:rPr>
+          <w:b/>
+        </w:rPr>
+        <w:t>label</w:t>
+      </w:r>
+      <w:r>
+        <w:rPr>
+          <w:b w:val="0"/>
+        </w:rPr>
+        <w:t xml:space="preserve"> boundary. Book 1: Pages = 79, A </w:t>
+      </w:r>
+      <w:r>
+        <w:rPr>
+          <w:b/>
+        </w:rPr>
+        <w:t>label</w:t>
+      </w:r>
+      <w:r>
+        <w:rPr>
+          <w:b w:val="0"/>
+        </w:rPr>
+        <w:t xml:space="preserve">s = compact, B </w:t>
+      </w:r>
+      <w:r>
+        <w:rPr>
+          <w:b/>
+        </w:rPr>
+        <w:t>label</w:t>
+      </w:r>
+      <w:r>
+        <w:rPr>
+          <w:b w:val="0"/>
+        </w:rPr>
+        <w:t xml:space="preserve">s = compact. Book 2: Pages = 80, A </w:t>
+      </w:r>
+      <w:r>
+        <w:rPr>
+          <w:b/>
+        </w:rPr>
+        <w:t>label</w:t>
+      </w:r>
+      <w:r>
+        <w:rPr>
+          <w:b w:val="0"/>
+        </w:rPr>
+        <w:t xml:space="preserve">s = extended, B </w:t>
+      </w:r>
+      <w:r>
+        <w:rPr>
+          <w:b/>
+        </w:rPr>
+        <w:t>label</w:t>
+      </w:r>
+      <w:r>
+        <w:rPr>
+          <w:b w:val="0"/>
+        </w:rPr>
+        <w:t xml:space="preserve">s = compact. Book 3: Pages = 81, A </w:t>
+      </w:r>
+      <w:r>
+        <w:rPr>
+          <w:b/>
+        </w:rPr>
+        <w:t>label</w:t>
+      </w:r>
+      <w:r>
+        <w:rPr>
+          <w:b w:val="0"/>
+        </w:rPr>
+        <w:t xml:space="preserve">s = extended, B </w:t>
+      </w:r>
+      <w:r>
+        <w:rPr>
+          <w:b/>
+        </w:rPr>
+        <w:t>label</w:t>
+      </w:r>
+      <w:r>
+        <w:rPr>
+          <w:b w:val="0"/>
+        </w:rPr>
+        <w:t>s = extended.</w:t>
+      </w:r>
+    </w:p>
+    <w:p>
+      <w:pPr>
+        <w:spacing w:line="336" w:lineRule="auto" w:after="180"/>
+        <w:shd w:fill="F5F1FB"/>
+      </w:pPr>
+      <w:r>
+        <w:rPr>
+          <w:b w:val="0"/>
+        </w:rPr>
+        <w:t xml:space="preserve">Read the </w:t>
+      </w:r>
+      <w:r>
+        <w:rPr>
+          <w:b/>
+        </w:rPr>
+        <w:t>label</w:t>
+      </w:r>
+      <w:r>
+        <w:rPr>
+          <w:b w:val="0"/>
+        </w:rPr>
+        <w:t>s and values. Explain the relationship the model shows.</w:t>
+      </w:r>
+    </w:p>
+    <w:p>
+      <w:pPr>
+        <w:pStyle w:val="Heading3"/>
+      </w:pPr>
+      <w:r>
+        <w:t>04. Change one thing. Trace what follows.</w:t>
+      </w:r>
+    </w:p>
+    <w:p>
+      <w:r>
+        <w:drawing>
+          <wp:inline xmlns:a="http://schemas.openxmlformats.org/drawingml/2006/main" xmlns:pic="http://schemas.openxmlformats.org/drawingml/2006/picture">
+            <wp:extent cx="5486400" cy="3026664"/>
+            <wp:docPr id="25" name="Picture 25" descr="Original case: A must use &lt;=80; retain the disagreement and changed policy implementation. Changed condition: Change the documented policy to fewer than 80 instead. Expected result: A’s original labels now match; B must change its equality behavior. Reason: The authoritative definition changed, not the physical books."/>
+            <wp:cNvGraphicFramePr>
+              <a:graphicFrameLocks noChangeAspect="1"/>
+            </wp:cNvGraphicFramePr>
+            <a:graphic>
+              <a:graphicData uri="http://schemas.openxmlformats.org/drawingml/2006/picture">
+                <pic:pic>
+                  <pic:nvPicPr>
+                    <pic:cNvPr id="0" name="academy-story-ai-2-8-04.png"/>
+                    <pic:cNvPicPr/>
+                  </pic:nvPicPr>
+                  <pic:blipFill>
+                    <a:blip r:embed="rId32"/>
+                    <a:stretch>
+                      <a:fillRect/>
+                    </a:stretch>
+                  </pic:blipFill>
+                  <pic:spPr>
+                    <a:xfrm>
+                      <a:off x="0" y="0"/>
+                      <a:ext cx="5486400" cy="3026664"/>
+                    </a:xfrm>
+                    <a:prstGeom prst="rect"/>
+                  </pic:spPr>
+                </pic:pic>
+              </a:graphicData>
+            </a:graphic>
+          </wp:inline>
+        </w:drawing>
+      </w:r>
+    </w:p>
+    <w:p>
+      <w:pPr>
+        <w:spacing w:line="336" w:lineRule="auto" w:after="180"/>
+      </w:pPr>
+      <w:r>
+        <w:rPr>
+          <w:b w:val="0"/>
+        </w:rPr>
+        <w:t xml:space="preserve">Original case: A must use &lt;=80; retain the </w:t>
+      </w:r>
+      <w:r>
+        <w:rPr>
+          <w:b/>
+        </w:rPr>
+        <w:t>disagreement</w:t>
+      </w:r>
+      <w:r>
+        <w:rPr>
+          <w:b w:val="0"/>
+        </w:rPr>
+        <w:t xml:space="preserve"> and changed policy implementation. Changed condition: Change the documented policy to fewer than 80 instead.</w:t>
+      </w:r>
+    </w:p>
+    <w:p>
+      <w:pPr>
+        <w:spacing w:line="336" w:lineRule="auto" w:after="180"/>
+      </w:pPr>
+      <w:r>
+        <w:rPr>
+          <w:b w:val="0"/>
+        </w:rPr>
+        <w:t xml:space="preserve">Expected result: A’s original </w:t>
+      </w:r>
+      <w:r>
+        <w:rPr>
+          <w:b/>
+        </w:rPr>
+        <w:t>label</w:t>
+      </w:r>
+      <w:r>
+        <w:rPr>
+          <w:b w:val="0"/>
+        </w:rPr>
+        <w:t>s now match; B must change its equality behavior. Reason: The authoritative definition changed, not the physical books.</w:t>
+      </w:r>
+    </w:p>
+    <w:p>
+      <w:pPr>
+        <w:spacing w:line="336" w:lineRule="auto" w:after="180"/>
+        <w:shd w:fill="F5F1FB"/>
+      </w:pPr>
+      <w:r>
+        <w:rPr>
+          <w:b w:val="0"/>
+        </w:rPr>
+        <w:t>Predict before checking the worked changed-case result. Name what changed and what the supplied facts allow you to conclude.</w:t>
+      </w:r>
+    </w:p>
+    <w:p>
+      <w:pPr>
+        <w:pStyle w:val="Heading3"/>
+      </w:pPr>
+      <w:r>
+        <w:t>05. Connect the explanation to its limit</w:t>
+      </w:r>
+    </w:p>
+    <w:p>
+      <w:r>
+        <w:drawing>
+          <wp:inline xmlns:a="http://schemas.openxmlformats.org/drawingml/2006/main" xmlns:pic="http://schemas.openxmlformats.org/drawingml/2006/picture">
+            <wp:extent cx="5486400" cy="2834640"/>
+            <wp:docPr id="26" name="Picture 26" descr="The reviewers agree on two of three examples, but that fraction does not decide which definition to keep. The documented policy decides the equality case. Repairing A’s implementation aligns its labels with the agreed meaning. Rechecking 79 and 81 ensures the boundary fix preserves adjacent decisions. Limit: A shared definition improves consistency but does not prove the category captures every learner’s needs."/>
+            <wp:cNvGraphicFramePr>
+              <a:graphicFrameLocks noChangeAspect="1"/>
+            </wp:cNvGraphicFramePr>
+            <a:graphic>
+              <a:graphicData uri="http://schemas.openxmlformats.org/drawingml/2006/picture">
+                <pic:pic>
+                  <pic:nvPicPr>
+                    <pic:cNvPr id="0" name="academy-story-ai-2-8-05.png"/>
+                    <pic:cNvPicPr/>
+                  </pic:nvPicPr>
+                  <pic:blipFill>
+                    <a:blip r:embed="rId33"/>
+                    <a:stretch>
+                      <a:fillRect/>
+                    </a:stretch>
+                  </pic:blipFill>
+                  <pic:spPr>
+                    <a:xfrm>
+                      <a:off x="0" y="0"/>
+                      <a:ext cx="5486400" cy="2834640"/>
+                    </a:xfrm>
+                    <a:prstGeom prst="rect"/>
+                  </pic:spPr>
+                </pic:pic>
+              </a:graphicData>
+            </a:graphic>
+          </wp:inline>
+        </w:drawing>
+      </w:r>
+    </w:p>
+    <w:p>
+      <w:pPr>
+        <w:spacing w:line="336" w:lineRule="auto" w:after="180"/>
+      </w:pPr>
+      <w:r>
+        <w:rPr>
+          <w:b w:val="0"/>
+        </w:rPr>
+        <w:t xml:space="preserve">The reviewers agree on two of three examples, but that fraction does not decide which definition to keep. The documented policy decides the equality case. Repairing A’s implementation aligns its </w:t>
+      </w:r>
+      <w:r>
+        <w:rPr>
+          <w:b/>
+        </w:rPr>
+        <w:t>label</w:t>
+      </w:r>
+      <w:r>
+        <w:rPr>
+          <w:b w:val="0"/>
+        </w:rPr>
+        <w:t>s with the agreed meaning.</w:t>
+      </w:r>
+    </w:p>
+    <w:p>
+      <w:pPr>
+        <w:spacing w:line="336" w:lineRule="auto" w:after="180"/>
+      </w:pPr>
+      <w:r>
+        <w:rPr>
+          <w:b w:val="0"/>
+        </w:rPr>
+        <w:t xml:space="preserve">Rechecking 79 and 81 ensures the boundary fix preserves adjacent decisions. Limit: A shared definition improves consistency but does not prove the </w:t>
+      </w:r>
+      <w:r>
+        <w:rPr>
+          <w:b/>
+        </w:rPr>
+        <w:t>category</w:t>
+      </w:r>
+      <w:r>
+        <w:rPr>
+          <w:b w:val="0"/>
+        </w:rPr>
+        <w:t xml:space="preserve"> captures every learner’s needs.</w:t>
+      </w:r>
+    </w:p>
+    <w:p>
+      <w:pPr>
+        <w:spacing w:line="336" w:lineRule="auto" w:after="180"/>
+        <w:shd w:fill="F5F1FB"/>
+      </w:pPr>
+      <w:r>
+        <w:rPr>
+          <w:b w:val="0"/>
+        </w:rPr>
+        <w:t>Explain the case, then point to a limit on the claim.</w:t>
+      </w:r>
+    </w:p>
+    <w:p>
+      <w:pPr>
+        <w:pStyle w:val="Heading3"/>
+      </w:pPr>
+      <w:r>
+        <w:t>06. Make the idea visible in your project</w:t>
+      </w:r>
+    </w:p>
+    <w:p>
+      <w:r>
+        <w:drawing>
+          <wp:inline xmlns:a="http://schemas.openxmlformats.org/drawingml/2006/main" xmlns:pic="http://schemas.openxmlformats.org/drawingml/2006/picture">
+            <wp:extent cx="5486400" cy="3380232"/>
+            <wp:docPr id="27" name="Picture 27" descr="Give Transparent Book Recommender metadata labels explicit definitions and boundary examples for reviewers. Draw your input, deciding step, result and limit. Supported question: Why can we not resolve the disagreement merely by taking a majority of reviewers?"/>
+            <wp:cNvGraphicFramePr>
+              <a:graphicFrameLocks noChangeAspect="1"/>
+            </wp:cNvGraphicFramePr>
+            <a:graphic>
+              <a:graphicData uri="http://schemas.openxmlformats.org/drawingml/2006/picture">
+                <pic:pic>
+                  <pic:nvPicPr>
+                    <pic:cNvPr id="0" name="academy-story-ai-2-8-06.png"/>
+                    <pic:cNvPicPr/>
+                  </pic:nvPicPr>
+                  <pic:blipFill>
+                    <a:blip r:embed="rId34"/>
+                    <a:stretch>
+                      <a:fillRect/>
+                    </a:stretch>
+                  </pic:blipFill>
+                  <pic:spPr>
+                    <a:xfrm>
+                      <a:off x="0" y="0"/>
+                      <a:ext cx="5486400" cy="3380232"/>
+                    </a:xfrm>
+                    <a:prstGeom prst="rect"/>
+                  </pic:spPr>
+                </pic:pic>
+              </a:graphicData>
+            </a:graphic>
+          </wp:inline>
+        </w:drawing>
+      </w:r>
+    </w:p>
+    <w:p>
+      <w:pPr>
+        <w:spacing w:line="336" w:lineRule="auto" w:after="180"/>
+        <w:shd w:fill="F5F1FB"/>
+      </w:pPr>
+      <w:r>
+        <w:rPr>
+          <w:b w:val="0"/>
+        </w:rPr>
+        <w:t xml:space="preserve">Give Transparent Book Recommender metadata </w:t>
+      </w:r>
+      <w:r>
+        <w:rPr>
+          <w:b/>
+        </w:rPr>
+        <w:t>label</w:t>
+      </w:r>
+      <w:r>
+        <w:rPr>
+          <w:b w:val="0"/>
+        </w:rPr>
+        <w:t xml:space="preserve">s explicit definitions and boundary examples for reviewers. Draw your </w:t>
+      </w:r>
+      <w:r>
+        <w:rPr>
+          <w:b/>
+        </w:rPr>
+        <w:t>input</w:t>
+      </w:r>
+      <w:r>
+        <w:rPr>
+          <w:b w:val="0"/>
+        </w:rPr>
+        <w:t>, deciding step, result and limit.</w:t>
+      </w:r>
+    </w:p>
+    <w:p>
+      <w:pPr>
+        <w:spacing w:line="336" w:lineRule="auto" w:after="180"/>
+        <w:shd w:fill="F5F1FB"/>
+      </w:pPr>
+      <w:r>
+        <w:rPr>
+          <w:b w:val="0"/>
+        </w:rPr>
+        <w:t xml:space="preserve">Supported question: Why can we not resolve the </w:t>
+      </w:r>
+      <w:r>
+        <w:rPr>
+          <w:b/>
+        </w:rPr>
+        <w:t>disagreement</w:t>
+      </w:r>
+      <w:r>
+        <w:rPr>
+          <w:b w:val="0"/>
+        </w:rPr>
+        <w:t xml:space="preserve"> merely by taking a majority of reviewers?</w:t>
+      </w:r>
+    </w:p>
+    <w:p>
+      <w:pPr>
+        <w:spacing w:line="336" w:lineRule="auto" w:after="180"/>
+        <w:shd w:fill="F5F1FB"/>
+      </w:pPr>
+      <w:r>
+        <w:rPr>
+          <w:b w:val="0"/>
+        </w:rPr>
+        <w:t xml:space="preserve">Draw your project trace and justify the deciding step using </w:t>
+      </w:r>
+      <w:r>
+        <w:rPr>
+          <w:b/>
+        </w:rPr>
+        <w:t>evidence</w:t>
+      </w:r>
+      <w:r>
+        <w:rPr>
+          <w:b w:val="0"/>
+        </w:rPr>
+        <w:t>.</w:t>
       </w:r>
     </w:p>
     <w:sectPr>
